--- a/Estratégia de Criptografia.docx
+++ b/Estratégia de Criptografia.docx
@@ -127,6 +127,14 @@
           <w:bCs/>
         </w:rPr>
       </w:pPr>
+      <w:r>
+        <w:rPr>
+          <w:rFonts w:ascii="Arial" w:hAnsi="Arial" w:cs="Arial"/>
+          <w:b/>
+          <w:bCs/>
+        </w:rPr>
+        <w:t xml:space="preserve">Eddie Alencar Costa </w:t>
+      </w:r>
     </w:p>
     <w:p>
       <w:pPr>
@@ -173,12 +181,223 @@
           <w:bCs/>
         </w:rPr>
       </w:pPr>
-      <w:r>
-        <w:rPr>
-          <w:rFonts w:ascii="Arial" w:hAnsi="Arial" w:cs="Arial"/>
-          <w:b/>
-          <w:bCs/>
-        </w:rPr>
+      <w:proofErr w:type="spellStart"/>
+      <w:r>
+        <w:rPr>
+          <w:rFonts w:ascii="Arial" w:hAnsi="Arial" w:cs="Arial"/>
+          <w:b/>
+          <w:bCs/>
+        </w:rPr>
+        <w:t>Riquelmy</w:t>
+      </w:r>
+      <w:proofErr w:type="spellEnd"/>
+      <w:r>
+        <w:rPr>
+          <w:rFonts w:ascii="Arial" w:hAnsi="Arial" w:cs="Arial"/>
+          <w:b/>
+          <w:bCs/>
+        </w:rPr>
+        <w:t xml:space="preserve"> </w:t>
+      </w:r>
+      <w:proofErr w:type="spellStart"/>
+      <w:r>
+        <w:rPr>
+          <w:rFonts w:ascii="Arial" w:hAnsi="Arial" w:cs="Arial"/>
+          <w:b/>
+          <w:bCs/>
+        </w:rPr>
+        <w:t>Christofer</w:t>
+      </w:r>
+      <w:proofErr w:type="spellEnd"/>
+      <w:r>
+        <w:rPr>
+          <w:rFonts w:ascii="Arial" w:hAnsi="Arial" w:cs="Arial"/>
+          <w:b/>
+          <w:bCs/>
+        </w:rPr>
+        <w:t xml:space="preserve"> Saltes Acacio</w:t>
+      </w:r>
+    </w:p>
+    <w:p>
+      <w:pPr>
+        <w:jc w:val="center"/>
+        <w:rPr>
+          <w:rFonts w:ascii="Arial" w:hAnsi="Arial" w:cs="Arial"/>
+          <w:b/>
+          <w:bCs/>
+        </w:rPr>
+      </w:pPr>
+    </w:p>
+    <w:p>
+      <w:pPr>
+        <w:jc w:val="center"/>
+        <w:rPr>
+          <w:rFonts w:ascii="Arial" w:hAnsi="Arial" w:cs="Arial"/>
+          <w:b/>
+          <w:bCs/>
+        </w:rPr>
+      </w:pPr>
+    </w:p>
+    <w:p>
+      <w:pPr>
+        <w:jc w:val="center"/>
+        <w:rPr>
+          <w:rFonts w:ascii="Arial" w:hAnsi="Arial" w:cs="Arial"/>
+          <w:b/>
+          <w:bCs/>
+        </w:rPr>
+      </w:pPr>
+    </w:p>
+    <w:p>
+      <w:pPr>
+        <w:jc w:val="center"/>
+        <w:rPr>
+          <w:rFonts w:ascii="Arial" w:hAnsi="Arial" w:cs="Arial"/>
+          <w:b/>
+          <w:bCs/>
+        </w:rPr>
+      </w:pPr>
+    </w:p>
+    <w:p>
+      <w:pPr>
+        <w:jc w:val="center"/>
+        <w:rPr>
+          <w:rFonts w:ascii="Arial" w:hAnsi="Arial" w:cs="Arial"/>
+          <w:b/>
+          <w:bCs/>
+        </w:rPr>
+      </w:pPr>
+    </w:p>
+    <w:p>
+      <w:pPr>
+        <w:jc w:val="center"/>
+        <w:rPr>
+          <w:rFonts w:ascii="Arial" w:hAnsi="Arial" w:cs="Arial"/>
+          <w:b/>
+          <w:bCs/>
+        </w:rPr>
+      </w:pPr>
+    </w:p>
+    <w:p>
+      <w:pPr>
+        <w:jc w:val="center"/>
+        <w:rPr>
+          <w:rFonts w:ascii="Arial" w:hAnsi="Arial" w:cs="Arial"/>
+          <w:b/>
+          <w:bCs/>
+        </w:rPr>
+      </w:pPr>
+      <w:r>
+        <w:rPr>
+          <w:rFonts w:ascii="Arial" w:hAnsi="Arial" w:cs="Arial"/>
+          <w:b/>
+          <w:bCs/>
+        </w:rPr>
+        <w:t>Estratégia de Criptografia</w:t>
+      </w:r>
+      <w:r>
+        <w:rPr>
+          <w:rFonts w:ascii="Arial" w:hAnsi="Arial" w:cs="Arial"/>
+          <w:b/>
+          <w:bCs/>
+        </w:rPr>
+        <w:t xml:space="preserve"> Documentada</w:t>
+      </w:r>
+    </w:p>
+    <w:p>
+      <w:pPr>
+        <w:jc w:val="center"/>
+        <w:rPr>
+          <w:rFonts w:ascii="Arial" w:hAnsi="Arial" w:cs="Arial"/>
+          <w:b/>
+          <w:bCs/>
+        </w:rPr>
+      </w:pPr>
+    </w:p>
+    <w:p>
+      <w:pPr>
+        <w:jc w:val="center"/>
+        <w:rPr>
+          <w:rFonts w:ascii="Arial" w:hAnsi="Arial" w:cs="Arial"/>
+          <w:b/>
+          <w:bCs/>
+        </w:rPr>
+      </w:pPr>
+    </w:p>
+    <w:p>
+      <w:pPr>
+        <w:jc w:val="center"/>
+        <w:rPr>
+          <w:rFonts w:ascii="Arial" w:hAnsi="Arial" w:cs="Arial"/>
+          <w:b/>
+          <w:bCs/>
+        </w:rPr>
+      </w:pPr>
+    </w:p>
+    <w:p>
+      <w:pPr>
+        <w:jc w:val="center"/>
+        <w:rPr>
+          <w:rFonts w:ascii="Arial" w:hAnsi="Arial" w:cs="Arial"/>
+          <w:b/>
+          <w:bCs/>
+        </w:rPr>
+      </w:pPr>
+    </w:p>
+    <w:p>
+      <w:pPr>
+        <w:jc w:val="center"/>
+        <w:rPr>
+          <w:rFonts w:ascii="Arial" w:hAnsi="Arial" w:cs="Arial"/>
+          <w:b/>
+          <w:bCs/>
+        </w:rPr>
+      </w:pPr>
+    </w:p>
+    <w:p>
+      <w:pPr>
+        <w:rPr>
+          <w:rFonts w:ascii="Arial" w:hAnsi="Arial" w:cs="Arial"/>
+          <w:b/>
+          <w:bCs/>
+        </w:rPr>
+      </w:pPr>
+    </w:p>
+    <w:p>
+      <w:pPr>
+        <w:rPr>
+          <w:rFonts w:ascii="Arial" w:hAnsi="Arial" w:cs="Arial"/>
+          <w:b/>
+          <w:bCs/>
+        </w:rPr>
+      </w:pPr>
+    </w:p>
+    <w:p>
+      <w:pPr>
+        <w:jc w:val="center"/>
+        <w:rPr>
+          <w:rFonts w:ascii="Arial" w:hAnsi="Arial" w:cs="Arial"/>
+          <w:b/>
+          <w:bCs/>
+        </w:rPr>
+      </w:pPr>
+    </w:p>
+    <w:p>
+      <w:pPr>
+        <w:jc w:val="center"/>
+        <w:rPr>
+          <w:rFonts w:ascii="Arial" w:hAnsi="Arial" w:cs="Arial"/>
+          <w:b/>
+          <w:bCs/>
+        </w:rPr>
+      </w:pPr>
+      <w:r>
+        <w:rPr>
+          <w:rFonts w:ascii="Arial" w:hAnsi="Arial" w:cs="Arial"/>
+          <w:b/>
+          <w:bCs/>
+        </w:rPr>
+        <w:lastRenderedPageBreak/>
         <w:t xml:space="preserve">Eddie Alencar Costa </w:t>
       </w:r>
     </w:p>
@@ -191,6 +410,14 @@
           <w:bCs/>
         </w:rPr>
       </w:pPr>
+      <w:r>
+        <w:rPr>
+          <w:rFonts w:ascii="Arial" w:hAnsi="Arial" w:cs="Arial"/>
+          <w:b/>
+          <w:bCs/>
+        </w:rPr>
+        <w:t xml:space="preserve">Matheus Santhiago </w:t>
+      </w:r>
       <w:proofErr w:type="spellStart"/>
       <w:r>
         <w:rPr>
@@ -198,7 +425,7 @@
           <w:b/>
           <w:bCs/>
         </w:rPr>
-        <w:t>Riquelmy</w:t>
+        <w:t>Fortonato</w:t>
       </w:r>
       <w:proofErr w:type="spellEnd"/>
       <w:r>
@@ -207,243 +434,7 @@
           <w:b/>
           <w:bCs/>
         </w:rPr>
-        <w:t xml:space="preserve"> </w:t>
-      </w:r>
-      <w:proofErr w:type="spellStart"/>
-      <w:r>
-        <w:rPr>
-          <w:rFonts w:ascii="Arial" w:hAnsi="Arial" w:cs="Arial"/>
-          <w:b/>
-          <w:bCs/>
-        </w:rPr>
-        <w:t>Christofer</w:t>
-      </w:r>
-      <w:proofErr w:type="spellEnd"/>
-      <w:r>
-        <w:rPr>
-          <w:rFonts w:ascii="Arial" w:hAnsi="Arial" w:cs="Arial"/>
-          <w:b/>
-          <w:bCs/>
-        </w:rPr>
-        <w:t xml:space="preserve"> Saltes Acacio</w:t>
-      </w:r>
-    </w:p>
-    <w:p>
-      <w:pPr>
-        <w:jc w:val="center"/>
-        <w:rPr>
-          <w:rFonts w:ascii="Arial" w:hAnsi="Arial" w:cs="Arial"/>
-          <w:b/>
-          <w:bCs/>
-        </w:rPr>
-      </w:pPr>
-    </w:p>
-    <w:p>
-      <w:pPr>
-        <w:jc w:val="center"/>
-        <w:rPr>
-          <w:rFonts w:ascii="Arial" w:hAnsi="Arial" w:cs="Arial"/>
-          <w:b/>
-          <w:bCs/>
-        </w:rPr>
-      </w:pPr>
-    </w:p>
-    <w:p>
-      <w:pPr>
-        <w:jc w:val="center"/>
-        <w:rPr>
-          <w:rFonts w:ascii="Arial" w:hAnsi="Arial" w:cs="Arial"/>
-          <w:b/>
-          <w:bCs/>
-        </w:rPr>
-      </w:pPr>
-    </w:p>
-    <w:p>
-      <w:pPr>
-        <w:jc w:val="center"/>
-        <w:rPr>
-          <w:rFonts w:ascii="Arial" w:hAnsi="Arial" w:cs="Arial"/>
-          <w:b/>
-          <w:bCs/>
-        </w:rPr>
-      </w:pPr>
-    </w:p>
-    <w:p>
-      <w:pPr>
-        <w:jc w:val="center"/>
-        <w:rPr>
-          <w:rFonts w:ascii="Arial" w:hAnsi="Arial" w:cs="Arial"/>
-          <w:b/>
-          <w:bCs/>
-        </w:rPr>
-      </w:pPr>
-    </w:p>
-    <w:p>
-      <w:pPr>
-        <w:jc w:val="center"/>
-        <w:rPr>
-          <w:rFonts w:ascii="Arial" w:hAnsi="Arial" w:cs="Arial"/>
-          <w:b/>
-          <w:bCs/>
-        </w:rPr>
-      </w:pPr>
-    </w:p>
-    <w:p>
-      <w:pPr>
-        <w:jc w:val="center"/>
-        <w:rPr>
-          <w:rFonts w:ascii="Arial" w:hAnsi="Arial" w:cs="Arial"/>
-          <w:b/>
-          <w:bCs/>
-        </w:rPr>
-      </w:pPr>
-      <w:r>
-        <w:rPr>
-          <w:rFonts w:ascii="Arial" w:hAnsi="Arial" w:cs="Arial"/>
-          <w:b/>
-          <w:bCs/>
-        </w:rPr>
-        <w:t>Estratégia de Criptografia</w:t>
-      </w:r>
-      <w:r>
-        <w:rPr>
-          <w:rFonts w:ascii="Arial" w:hAnsi="Arial" w:cs="Arial"/>
-          <w:b/>
-          <w:bCs/>
-        </w:rPr>
-        <w:t xml:space="preserve"> Documentada</w:t>
-      </w:r>
-    </w:p>
-    <w:p>
-      <w:pPr>
-        <w:jc w:val="center"/>
-        <w:rPr>
-          <w:rFonts w:ascii="Arial" w:hAnsi="Arial" w:cs="Arial"/>
-          <w:b/>
-          <w:bCs/>
-        </w:rPr>
-      </w:pPr>
-    </w:p>
-    <w:p>
-      <w:pPr>
-        <w:jc w:val="center"/>
-        <w:rPr>
-          <w:rFonts w:ascii="Arial" w:hAnsi="Arial" w:cs="Arial"/>
-          <w:b/>
-          <w:bCs/>
-        </w:rPr>
-      </w:pPr>
-    </w:p>
-    <w:p>
-      <w:pPr>
-        <w:jc w:val="center"/>
-        <w:rPr>
-          <w:rFonts w:ascii="Arial" w:hAnsi="Arial" w:cs="Arial"/>
-          <w:b/>
-          <w:bCs/>
-        </w:rPr>
-      </w:pPr>
-    </w:p>
-    <w:p>
-      <w:pPr>
-        <w:jc w:val="center"/>
-        <w:rPr>
-          <w:rFonts w:ascii="Arial" w:hAnsi="Arial" w:cs="Arial"/>
-          <w:b/>
-          <w:bCs/>
-        </w:rPr>
-      </w:pPr>
-    </w:p>
-    <w:p>
-      <w:pPr>
-        <w:jc w:val="center"/>
-        <w:rPr>
-          <w:rFonts w:ascii="Arial" w:hAnsi="Arial" w:cs="Arial"/>
-          <w:b/>
-          <w:bCs/>
-        </w:rPr>
-      </w:pPr>
-    </w:p>
-    <w:p>
-      <w:pPr>
-        <w:rPr>
-          <w:rFonts w:ascii="Arial" w:hAnsi="Arial" w:cs="Arial"/>
-          <w:b/>
-          <w:bCs/>
-        </w:rPr>
-      </w:pPr>
-    </w:p>
-    <w:p>
-      <w:pPr>
-        <w:rPr>
-          <w:rFonts w:ascii="Arial" w:hAnsi="Arial" w:cs="Arial"/>
-          <w:b/>
-          <w:bCs/>
-        </w:rPr>
-      </w:pPr>
-    </w:p>
-    <w:p>
-      <w:pPr>
-        <w:jc w:val="center"/>
-        <w:rPr>
-          <w:rFonts w:ascii="Arial" w:hAnsi="Arial" w:cs="Arial"/>
-          <w:b/>
-          <w:bCs/>
-        </w:rPr>
-      </w:pPr>
-    </w:p>
-    <w:p>
-      <w:pPr>
-        <w:jc w:val="center"/>
-        <w:rPr>
-          <w:rFonts w:ascii="Arial" w:hAnsi="Arial" w:cs="Arial"/>
-          <w:b/>
-          <w:bCs/>
-        </w:rPr>
-      </w:pPr>
-      <w:r>
-        <w:rPr>
-          <w:rFonts w:ascii="Arial" w:hAnsi="Arial" w:cs="Arial"/>
-          <w:b/>
-          <w:bCs/>
-        </w:rPr>
-        <w:t xml:space="preserve">Matheus Santhiago </w:t>
-      </w:r>
-      <w:proofErr w:type="spellStart"/>
-      <w:r>
-        <w:rPr>
-          <w:rFonts w:ascii="Arial" w:hAnsi="Arial" w:cs="Arial"/>
-          <w:b/>
-          <w:bCs/>
-        </w:rPr>
-        <w:t>Fortonato</w:t>
-      </w:r>
-      <w:proofErr w:type="spellEnd"/>
-      <w:r>
-        <w:rPr>
-          <w:rFonts w:ascii="Arial" w:hAnsi="Arial" w:cs="Arial"/>
-          <w:b/>
-          <w:bCs/>
-        </w:rPr>
         <w:t xml:space="preserve"> de Souza </w:t>
-      </w:r>
-    </w:p>
-    <w:p>
-      <w:pPr>
-        <w:jc w:val="center"/>
-        <w:rPr>
-          <w:rFonts w:ascii="Arial" w:hAnsi="Arial" w:cs="Arial"/>
-          <w:b/>
-          <w:bCs/>
-        </w:rPr>
-      </w:pPr>
-      <w:r>
-        <w:rPr>
-          <w:rFonts w:ascii="Arial" w:hAnsi="Arial" w:cs="Arial"/>
-          <w:b/>
-          <w:bCs/>
-        </w:rPr>
-        <w:t xml:space="preserve">Eddie Alencar Costa </w:t>
       </w:r>
     </w:p>
     <w:p>
@@ -737,6 +728,23 @@
     </w:p>
     <w:p>
       <w:pPr>
+        <w:rPr>
+          <w:rFonts w:ascii="Arial" w:hAnsi="Arial" w:cs="Arial"/>
+          <w:b/>
+          <w:bCs/>
+        </w:rPr>
+      </w:pPr>
+      <w:r>
+        <w:rPr>
+          <w:rFonts w:ascii="Arial" w:hAnsi="Arial" w:cs="Arial"/>
+          <w:b/>
+          <w:bCs/>
+        </w:rPr>
+        <w:br w:type="page"/>
+      </w:r>
+    </w:p>
+    <w:p>
+      <w:pPr>
         <w:jc w:val="center"/>
         <w:rPr>
           <w:rFonts w:ascii="Arial" w:hAnsi="Arial" w:cs="Arial"/>
@@ -1063,7 +1071,41 @@
           <w:b/>
           <w:bCs/>
         </w:rPr>
-        <w:t xml:space="preserve">                 6.Estratégia de Criprografia...................................................06</w:t>
+        <w:t xml:space="preserve">                 6.Estratégia de Crip</w:t>
+      </w:r>
+      <w:r>
+        <w:rPr>
+          <w:rFonts w:ascii="Arial" w:hAnsi="Arial" w:cs="Arial"/>
+          <w:b/>
+          <w:bCs/>
+        </w:rPr>
+        <w:t>t</w:t>
+      </w:r>
+      <w:r>
+        <w:rPr>
+          <w:rFonts w:ascii="Arial" w:hAnsi="Arial" w:cs="Arial"/>
+          <w:b/>
+          <w:bCs/>
+        </w:rPr>
+        <w:t>ografia...................................................06</w:t>
+      </w:r>
+    </w:p>
+    <w:p>
+      <w:pPr>
+        <w:ind w:firstLine="708"/>
+        <w:rPr>
+          <w:rFonts w:ascii="Arial" w:hAnsi="Arial" w:cs="Arial"/>
+          <w:b/>
+          <w:bCs/>
+        </w:rPr>
+      </w:pPr>
+      <w:r>
+        <w:rPr>
+          <w:rFonts w:ascii="Arial" w:hAnsi="Arial" w:cs="Arial"/>
+          <w:b/>
+          <w:bCs/>
+        </w:rPr>
+        <w:t xml:space="preserve">      6.1 Estratégia de Criptografia.................................................07</w:t>
       </w:r>
     </w:p>
     <w:p>
@@ -1096,7 +1138,15 @@
           <w:b/>
           <w:bCs/>
         </w:rPr>
-        <w:t>.07</w:t>
+        <w:t>.0</w:t>
+      </w:r>
+      <w:r>
+        <w:rPr>
+          <w:rFonts w:ascii="Arial" w:hAnsi="Arial" w:cs="Arial"/>
+          <w:b/>
+          <w:bCs/>
+        </w:rPr>
+        <w:t>8</w:t>
       </w:r>
       <w:r>
         <w:rPr>
@@ -1137,23 +1187,23 @@
           <w:b/>
           <w:bCs/>
         </w:rPr>
-        <w:t>. Referências</w:t>
-      </w:r>
-      <w:r>
-        <w:rPr>
-          <w:rFonts w:ascii="Arial" w:hAnsi="Arial" w:cs="Arial"/>
-          <w:b/>
-          <w:bCs/>
-        </w:rPr>
-        <w:t>..........................................................................</w:t>
-      </w:r>
-      <w:r>
-        <w:rPr>
-          <w:rFonts w:ascii="Arial" w:hAnsi="Arial" w:cs="Arial"/>
-          <w:b/>
-          <w:bCs/>
-        </w:rPr>
-        <w:t>08</w:t>
+        <w:t>. Referências..........................................................................</w:t>
+      </w:r>
+      <w:r>
+        <w:rPr>
+          <w:rFonts w:ascii="Arial" w:hAnsi="Arial" w:cs="Arial"/>
+          <w:b/>
+          <w:bCs/>
+        </w:rPr>
+        <w:t>0</w:t>
+      </w:r>
+      <w:r>
+        <w:rPr>
+          <w:rFonts w:ascii="Arial" w:hAnsi="Arial" w:cs="Arial"/>
+          <w:b/>
+          <w:bCs/>
+        </w:rPr>
+        <w:t>9</w:t>
       </w:r>
       <w:r>
         <w:rPr>
@@ -1166,239 +1216,176 @@
     </w:p>
     <w:p>
       <w:pPr>
-        <w:rPr>
-          <w:rFonts w:ascii="Arial" w:hAnsi="Arial" w:cs="Arial"/>
-          <w:b/>
-          <w:bCs/>
-        </w:rPr>
-      </w:pPr>
-      <w:r>
-        <w:rPr>
-          <w:rFonts w:ascii="Arial" w:hAnsi="Arial" w:cs="Arial"/>
-          <w:b/>
-          <w:bCs/>
-        </w:rPr>
-        <w:t xml:space="preserve">                 9</w:t>
-      </w:r>
-      <w:r>
-        <w:rPr>
-          <w:rFonts w:ascii="Arial" w:hAnsi="Arial" w:cs="Arial"/>
-          <w:b/>
-          <w:bCs/>
-        </w:rPr>
-        <w:t>.Link do Github.....................................................................</w:t>
-      </w:r>
-      <w:r>
-        <w:rPr>
-          <w:rFonts w:ascii="Arial" w:hAnsi="Arial" w:cs="Arial"/>
-          <w:b/>
-          <w:bCs/>
-        </w:rPr>
-        <w:t>.09</w:t>
-      </w:r>
-    </w:p>
-    <w:p>
-      <w:pPr>
-        <w:rPr>
-          <w:rFonts w:ascii="Arial" w:hAnsi="Arial" w:cs="Arial"/>
-          <w:b/>
-          <w:bCs/>
-        </w:rPr>
-      </w:pPr>
-    </w:p>
-    <w:p>
-      <w:pPr>
-        <w:jc w:val="center"/>
-        <w:rPr>
-          <w:rFonts w:ascii="Arial" w:hAnsi="Arial" w:cs="Arial"/>
-          <w:b/>
-          <w:bCs/>
-        </w:rPr>
-      </w:pPr>
-    </w:p>
-    <w:p>
-      <w:pPr>
-        <w:jc w:val="center"/>
-        <w:rPr>
-          <w:rFonts w:ascii="Arial" w:hAnsi="Arial" w:cs="Arial"/>
-          <w:b/>
-          <w:bCs/>
-        </w:rPr>
-      </w:pPr>
-    </w:p>
-    <w:p>
-      <w:pPr>
-        <w:jc w:val="center"/>
-        <w:rPr>
-          <w:rFonts w:ascii="Arial" w:hAnsi="Arial" w:cs="Arial"/>
-          <w:b/>
-          <w:bCs/>
-        </w:rPr>
-      </w:pPr>
-    </w:p>
-    <w:p>
-      <w:pPr>
-        <w:jc w:val="center"/>
-        <w:rPr>
-          <w:rFonts w:ascii="Arial" w:hAnsi="Arial" w:cs="Arial"/>
-          <w:b/>
-          <w:bCs/>
-        </w:rPr>
-      </w:pPr>
-    </w:p>
-    <w:p>
-      <w:pPr>
-        <w:jc w:val="center"/>
-        <w:rPr>
-          <w:rFonts w:ascii="Arial" w:hAnsi="Arial" w:cs="Arial"/>
-          <w:b/>
-          <w:bCs/>
-        </w:rPr>
-      </w:pPr>
-    </w:p>
-    <w:p>
-      <w:pPr>
-        <w:jc w:val="center"/>
-        <w:rPr>
-          <w:rFonts w:ascii="Arial" w:hAnsi="Arial" w:cs="Arial"/>
-          <w:b/>
-          <w:bCs/>
-        </w:rPr>
-      </w:pPr>
-    </w:p>
-    <w:p>
-      <w:pPr>
-        <w:jc w:val="center"/>
-        <w:rPr>
-          <w:rFonts w:ascii="Arial" w:hAnsi="Arial" w:cs="Arial"/>
-          <w:b/>
-          <w:bCs/>
-        </w:rPr>
-      </w:pPr>
-    </w:p>
-    <w:p>
-      <w:pPr>
-        <w:jc w:val="center"/>
-        <w:rPr>
-          <w:rFonts w:ascii="Arial" w:hAnsi="Arial" w:cs="Arial"/>
-          <w:b/>
-          <w:bCs/>
-        </w:rPr>
-      </w:pPr>
-    </w:p>
-    <w:p>
-      <w:pPr>
-        <w:jc w:val="center"/>
-        <w:rPr>
-          <w:rFonts w:ascii="Arial" w:hAnsi="Arial" w:cs="Arial"/>
-          <w:b/>
-          <w:bCs/>
-        </w:rPr>
-      </w:pPr>
-    </w:p>
-    <w:p>
-      <w:pPr>
-        <w:jc w:val="center"/>
-        <w:rPr>
-          <w:rFonts w:ascii="Arial" w:hAnsi="Arial" w:cs="Arial"/>
-          <w:b/>
-          <w:bCs/>
-        </w:rPr>
-      </w:pPr>
-    </w:p>
-    <w:p>
-      <w:pPr>
-        <w:jc w:val="center"/>
-        <w:rPr>
-          <w:rFonts w:ascii="Arial" w:hAnsi="Arial" w:cs="Arial"/>
-          <w:b/>
-          <w:bCs/>
-        </w:rPr>
-      </w:pPr>
-    </w:p>
-    <w:p>
-      <w:pPr>
-        <w:jc w:val="center"/>
-        <w:rPr>
-          <w:rFonts w:ascii="Arial" w:hAnsi="Arial" w:cs="Arial"/>
-          <w:b/>
-          <w:bCs/>
-        </w:rPr>
-      </w:pPr>
-    </w:p>
-    <w:p>
-      <w:pPr>
-        <w:jc w:val="center"/>
-        <w:rPr>
-          <w:rFonts w:ascii="Arial" w:hAnsi="Arial" w:cs="Arial"/>
-          <w:b/>
-          <w:bCs/>
-        </w:rPr>
-      </w:pPr>
-    </w:p>
-    <w:p>
-      <w:pPr>
-        <w:jc w:val="center"/>
-        <w:rPr>
-          <w:rFonts w:ascii="Arial" w:hAnsi="Arial" w:cs="Arial"/>
-          <w:b/>
-          <w:bCs/>
-        </w:rPr>
-      </w:pPr>
-    </w:p>
-    <w:p>
-      <w:pPr>
-        <w:jc w:val="center"/>
-        <w:rPr>
-          <w:rFonts w:ascii="Arial" w:hAnsi="Arial" w:cs="Arial"/>
-          <w:b/>
-          <w:bCs/>
-        </w:rPr>
-      </w:pPr>
-    </w:p>
-    <w:p>
-      <w:pPr>
-        <w:jc w:val="center"/>
-        <w:rPr>
-          <w:rFonts w:ascii="Arial" w:hAnsi="Arial" w:cs="Arial"/>
-          <w:b/>
-          <w:bCs/>
-        </w:rPr>
-      </w:pPr>
-    </w:p>
-    <w:p>
-      <w:pPr>
-        <w:jc w:val="center"/>
-        <w:rPr>
-          <w:rFonts w:ascii="Arial" w:hAnsi="Arial" w:cs="Arial"/>
-          <w:b/>
-          <w:bCs/>
-        </w:rPr>
-      </w:pPr>
-    </w:p>
-    <w:p>
-      <w:pPr>
-        <w:jc w:val="center"/>
-        <w:rPr>
-          <w:rFonts w:ascii="Arial" w:hAnsi="Arial" w:cs="Arial"/>
-          <w:b/>
-          <w:bCs/>
-        </w:rPr>
-      </w:pPr>
-    </w:p>
-    <w:p>
-      <w:pPr>
-        <w:jc w:val="center"/>
-        <w:rPr>
-          <w:rFonts w:ascii="Arial" w:hAnsi="Arial" w:cs="Arial"/>
-          <w:b/>
-          <w:bCs/>
-        </w:rPr>
-      </w:pPr>
-    </w:p>
-    <w:p>
-      <w:pPr>
-        <w:jc w:val="center"/>
+        <w:jc w:val="center"/>
+        <w:rPr>
+          <w:rFonts w:ascii="Arial" w:hAnsi="Arial" w:cs="Arial"/>
+          <w:b/>
+          <w:bCs/>
+        </w:rPr>
+      </w:pPr>
+    </w:p>
+    <w:p>
+      <w:pPr>
+        <w:jc w:val="center"/>
+        <w:rPr>
+          <w:rFonts w:ascii="Arial" w:hAnsi="Arial" w:cs="Arial"/>
+          <w:b/>
+          <w:bCs/>
+        </w:rPr>
+      </w:pPr>
+    </w:p>
+    <w:p>
+      <w:pPr>
+        <w:jc w:val="center"/>
+        <w:rPr>
+          <w:rFonts w:ascii="Arial" w:hAnsi="Arial" w:cs="Arial"/>
+          <w:b/>
+          <w:bCs/>
+        </w:rPr>
+      </w:pPr>
+    </w:p>
+    <w:p>
+      <w:pPr>
+        <w:jc w:val="center"/>
+        <w:rPr>
+          <w:rFonts w:ascii="Arial" w:hAnsi="Arial" w:cs="Arial"/>
+          <w:b/>
+          <w:bCs/>
+        </w:rPr>
+      </w:pPr>
+    </w:p>
+    <w:p>
+      <w:pPr>
+        <w:jc w:val="center"/>
+        <w:rPr>
+          <w:rFonts w:ascii="Arial" w:hAnsi="Arial" w:cs="Arial"/>
+          <w:b/>
+          <w:bCs/>
+        </w:rPr>
+      </w:pPr>
+    </w:p>
+    <w:p>
+      <w:pPr>
+        <w:jc w:val="center"/>
+        <w:rPr>
+          <w:rFonts w:ascii="Arial" w:hAnsi="Arial" w:cs="Arial"/>
+          <w:b/>
+          <w:bCs/>
+        </w:rPr>
+      </w:pPr>
+    </w:p>
+    <w:p>
+      <w:pPr>
+        <w:jc w:val="center"/>
+        <w:rPr>
+          <w:rFonts w:ascii="Arial" w:hAnsi="Arial" w:cs="Arial"/>
+          <w:b/>
+          <w:bCs/>
+        </w:rPr>
+      </w:pPr>
+    </w:p>
+    <w:p>
+      <w:pPr>
+        <w:jc w:val="center"/>
+        <w:rPr>
+          <w:rFonts w:ascii="Arial" w:hAnsi="Arial" w:cs="Arial"/>
+          <w:b/>
+          <w:bCs/>
+        </w:rPr>
+      </w:pPr>
+    </w:p>
+    <w:p>
+      <w:pPr>
+        <w:jc w:val="center"/>
+        <w:rPr>
+          <w:rFonts w:ascii="Arial" w:hAnsi="Arial" w:cs="Arial"/>
+          <w:b/>
+          <w:bCs/>
+        </w:rPr>
+      </w:pPr>
+    </w:p>
+    <w:p>
+      <w:pPr>
+        <w:jc w:val="center"/>
+        <w:rPr>
+          <w:rFonts w:ascii="Arial" w:hAnsi="Arial" w:cs="Arial"/>
+          <w:b/>
+          <w:bCs/>
+        </w:rPr>
+      </w:pPr>
+    </w:p>
+    <w:p>
+      <w:pPr>
+        <w:jc w:val="center"/>
+        <w:rPr>
+          <w:rFonts w:ascii="Arial" w:hAnsi="Arial" w:cs="Arial"/>
+          <w:b/>
+          <w:bCs/>
+        </w:rPr>
+      </w:pPr>
+    </w:p>
+    <w:p>
+      <w:pPr>
+        <w:jc w:val="center"/>
+        <w:rPr>
+          <w:rFonts w:ascii="Arial" w:hAnsi="Arial" w:cs="Arial"/>
+          <w:b/>
+          <w:bCs/>
+        </w:rPr>
+      </w:pPr>
+    </w:p>
+    <w:p>
+      <w:pPr>
+        <w:jc w:val="center"/>
+        <w:rPr>
+          <w:rFonts w:ascii="Arial" w:hAnsi="Arial" w:cs="Arial"/>
+          <w:b/>
+          <w:bCs/>
+        </w:rPr>
+      </w:pPr>
+    </w:p>
+    <w:p>
+      <w:pPr>
+        <w:jc w:val="center"/>
+        <w:rPr>
+          <w:rFonts w:ascii="Arial" w:hAnsi="Arial" w:cs="Arial"/>
+          <w:b/>
+          <w:bCs/>
+        </w:rPr>
+      </w:pPr>
+    </w:p>
+    <w:p>
+      <w:pPr>
+        <w:jc w:val="center"/>
+        <w:rPr>
+          <w:rFonts w:ascii="Arial" w:hAnsi="Arial" w:cs="Arial"/>
+          <w:b/>
+          <w:bCs/>
+        </w:rPr>
+      </w:pPr>
+    </w:p>
+    <w:p>
+      <w:pPr>
+        <w:jc w:val="center"/>
+        <w:rPr>
+          <w:rFonts w:ascii="Arial" w:hAnsi="Arial" w:cs="Arial"/>
+          <w:b/>
+          <w:bCs/>
+        </w:rPr>
+      </w:pPr>
+    </w:p>
+    <w:p>
+      <w:pPr>
+        <w:jc w:val="center"/>
+        <w:rPr>
+          <w:rFonts w:ascii="Arial" w:hAnsi="Arial" w:cs="Arial"/>
+          <w:b/>
+          <w:bCs/>
+        </w:rPr>
+      </w:pPr>
+    </w:p>
+    <w:p>
+      <w:pPr>
         <w:rPr>
           <w:rFonts w:ascii="Arial" w:hAnsi="Arial" w:cs="Arial"/>
           <w:b/>
@@ -1546,74 +1533,1507 @@
       <w:pPr>
         <w:rPr>
           <w:rFonts w:ascii="Arial" w:hAnsi="Arial" w:cs="Arial"/>
-        </w:rPr>
-      </w:pPr>
-    </w:p>
-    <w:p>
-      <w:pPr>
-        <w:rPr>
-          <w:rFonts w:ascii="Arial" w:hAnsi="Arial" w:cs="Arial"/>
-        </w:rPr>
-      </w:pPr>
-    </w:p>
-    <w:p>
-      <w:pPr>
-        <w:rPr>
-          <w:rFonts w:ascii="Arial" w:hAnsi="Arial" w:cs="Arial"/>
-        </w:rPr>
-      </w:pPr>
-    </w:p>
-    <w:p>
-      <w:pPr>
-        <w:rPr>
-          <w:rFonts w:ascii="Arial" w:hAnsi="Arial" w:cs="Arial"/>
-        </w:rPr>
-      </w:pPr>
-    </w:p>
-    <w:p>
-      <w:pPr>
-        <w:rPr>
-          <w:rFonts w:ascii="Arial" w:hAnsi="Arial" w:cs="Arial"/>
-        </w:rPr>
-      </w:pPr>
-    </w:p>
-    <w:p>
-      <w:pPr>
-        <w:jc w:val="center"/>
-        <w:rPr>
-          <w:rFonts w:ascii="Arial" w:hAnsi="Arial" w:cs="Arial"/>
-          <w:b/>
-          <w:bCs/>
-        </w:rPr>
-      </w:pPr>
-      <w:r>
-        <w:rPr>
-          <w:rFonts w:ascii="Arial" w:hAnsi="Arial" w:cs="Arial"/>
-          <w:b/>
-          <w:bCs/>
-        </w:rPr>
+          <w:b/>
+          <w:bCs/>
+        </w:rPr>
+      </w:pPr>
+      <w:r>
+        <w:rPr>
+          <w:rFonts w:ascii="Arial" w:hAnsi="Arial" w:cs="Arial"/>
+          <w:b/>
+          <w:bCs/>
+        </w:rPr>
+        <w:br w:type="page"/>
+      </w:r>
+    </w:p>
+    <w:p>
+      <w:pPr>
+        <w:jc w:val="center"/>
+        <w:rPr>
+          <w:rFonts w:ascii="Arial" w:hAnsi="Arial" w:cs="Arial"/>
+          <w:b/>
+          <w:bCs/>
+        </w:rPr>
+      </w:pPr>
+      <w:r>
+        <w:rPr>
+          <w:rFonts w:ascii="Arial" w:hAnsi="Arial" w:cs="Arial"/>
+          <w:b/>
+          <w:bCs/>
+        </w:rPr>
+        <w:lastRenderedPageBreak/>
         <w:t>ESTRATÉGIA DE CRIPTOGRAFIA</w:t>
       </w:r>
     </w:p>
     <w:p>
       <w:pPr>
-        <w:jc w:val="center"/>
-        <w:rPr>
-          <w:rFonts w:ascii="Arial" w:hAnsi="Arial" w:cs="Arial"/>
-          <w:b/>
-          <w:bCs/>
-        </w:rPr>
-      </w:pPr>
-    </w:p>
-    <w:p>
-      <w:pPr>
-        <w:rPr>
-          <w:rFonts w:ascii="Arial" w:hAnsi="Arial" w:cs="Arial"/>
-        </w:rPr>
-      </w:pPr>
+        <w:pStyle w:val="NormalWeb"/>
+        <w:numPr>
+          <w:ilvl w:val="0"/>
+          <w:numId w:val="3"/>
+        </w:numPr>
+        <w:rPr>
+          <w:rFonts w:ascii="Arial" w:hAnsi="Arial" w:cs="Arial"/>
+          <w:b/>
+          <w:bCs/>
+        </w:rPr>
+      </w:pPr>
+      <w:r>
+        <w:rPr>
+          <w:rFonts w:ascii="Arial" w:hAnsi="Arial" w:cs="Arial"/>
+          <w:b/>
+          <w:bCs/>
+        </w:rPr>
+        <w:t>Criptografia de Senha no Cadastro</w:t>
+      </w:r>
+    </w:p>
+    <w:p>
+      <w:pPr>
+        <w:pStyle w:val="NormalWeb"/>
+        <w:ind w:left="360"/>
+        <w:rPr>
+          <w:rFonts w:ascii="Arial" w:hAnsi="Arial" w:cs="Arial"/>
+          <w:b/>
+          <w:bCs/>
+        </w:rPr>
+      </w:pPr>
+      <w:r>
+        <w:rPr>
+          <w:rFonts w:ascii="Arial" w:hAnsi="Arial" w:cs="Arial"/>
+          <w:b/>
+          <w:bCs/>
+        </w:rPr>
+        <w:t>O</w:t>
+      </w:r>
+      <w:r>
+        <w:rPr>
+          <w:rFonts w:ascii="Arial" w:hAnsi="Arial" w:cs="Arial"/>
+          <w:b/>
+          <w:bCs/>
+        </w:rPr>
+        <w:t xml:space="preserve"> uso da classe </w:t>
+      </w:r>
+      <w:proofErr w:type="spellStart"/>
+      <w:r>
+        <w:rPr>
+          <w:rFonts w:ascii="Arial" w:hAnsi="Arial" w:cs="Arial"/>
+          <w:b/>
+          <w:bCs/>
+        </w:rPr>
+        <w:t>BCryptPasswordEncoder</w:t>
+      </w:r>
+      <w:proofErr w:type="spellEnd"/>
+      <w:r>
+        <w:rPr>
+          <w:rFonts w:ascii="Arial" w:hAnsi="Arial" w:cs="Arial"/>
+          <w:b/>
+          <w:bCs/>
+        </w:rPr>
+        <w:t xml:space="preserve"> para realizar a criptografia da senha do usuário no momento do cadastro.</w:t>
+      </w:r>
+    </w:p>
+    <w:p>
+      <w:pPr>
+        <w:pStyle w:val="NormalWeb"/>
+        <w:ind w:left="360"/>
+        <w:rPr>
+          <w:rFonts w:ascii="Arial" w:hAnsi="Arial" w:cs="Arial"/>
+          <w:b/>
+          <w:bCs/>
+        </w:rPr>
+      </w:pPr>
+      <w:r>
+        <w:rPr>
+          <w:rFonts w:ascii="Arial" w:hAnsi="Arial" w:cs="Arial"/>
+          <w:b/>
+          <w:bCs/>
+        </w:rPr>
+        <w:t xml:space="preserve">A senha fornecida pelo usuário não é armazenada diretamente no banco de dados. Em vez disso, ela passa por um processo de </w:t>
+      </w:r>
+      <w:proofErr w:type="spellStart"/>
+      <w:r>
+        <w:rPr>
+          <w:rFonts w:ascii="Arial" w:hAnsi="Arial" w:cs="Arial"/>
+          <w:b/>
+          <w:bCs/>
+        </w:rPr>
+        <w:t>hash</w:t>
+      </w:r>
+      <w:proofErr w:type="spellEnd"/>
+      <w:r>
+        <w:rPr>
+          <w:rFonts w:ascii="Arial" w:hAnsi="Arial" w:cs="Arial"/>
+          <w:b/>
+          <w:bCs/>
+        </w:rPr>
+        <w:t xml:space="preserve"> utilizando o algoritmo </w:t>
+      </w:r>
+      <w:proofErr w:type="spellStart"/>
+      <w:r>
+        <w:rPr>
+          <w:rFonts w:ascii="Arial" w:hAnsi="Arial" w:cs="Arial"/>
+          <w:b/>
+          <w:bCs/>
+        </w:rPr>
+        <w:t>BCrypt</w:t>
+      </w:r>
+      <w:proofErr w:type="spellEnd"/>
+      <w:r>
+        <w:rPr>
+          <w:rFonts w:ascii="Arial" w:hAnsi="Arial" w:cs="Arial"/>
+          <w:b/>
+          <w:bCs/>
+        </w:rPr>
+        <w:t>:</w:t>
+      </w:r>
+    </w:p>
+    <w:p>
+      <w:pPr>
+        <w:pStyle w:val="NormalWeb"/>
+        <w:ind w:left="360"/>
+      </w:pPr>
+      <w:r>
+        <w:rPr>
+          <w:noProof/>
+        </w:rPr>
+        <w:drawing>
+          <wp:inline distT="0" distB="0" distL="0" distR="0" wp14:anchorId="77C96708" wp14:editId="33E6A292">
+            <wp:extent cx="5646420" cy="1470660"/>
+            <wp:effectExtent l="0" t="0" r="0" b="0"/>
+            <wp:docPr id="1904535079" name="Imagem 1"/>
+            <wp:cNvGraphicFramePr>
+              <a:graphicFrameLocks xmlns:a="http://schemas.openxmlformats.org/drawingml/2006/main" noChangeAspect="1"/>
+            </wp:cNvGraphicFramePr>
+            <a:graphic xmlns:a="http://schemas.openxmlformats.org/drawingml/2006/main">
+              <a:graphicData uri="http://schemas.openxmlformats.org/drawingml/2006/picture">
+                <pic:pic xmlns:pic="http://schemas.openxmlformats.org/drawingml/2006/picture">
+                  <pic:nvPicPr>
+                    <pic:cNvPr id="0" name="Picture 1"/>
+                    <pic:cNvPicPr>
+                      <a:picLocks noChangeAspect="1" noChangeArrowheads="1"/>
+                    </pic:cNvPicPr>
+                  </pic:nvPicPr>
+                  <pic:blipFill>
+                    <a:blip r:embed="rId8">
+                      <a:extLst>
+                        <a:ext uri="{28A0092B-C50C-407E-A947-70E740481C1C}">
+                          <a14:useLocalDpi xmlns:a14="http://schemas.microsoft.com/office/drawing/2010/main" val="0"/>
+                        </a:ext>
+                      </a:extLst>
+                    </a:blip>
+                    <a:srcRect/>
+                    <a:stretch>
+                      <a:fillRect/>
+                    </a:stretch>
+                  </pic:blipFill>
+                  <pic:spPr bwMode="auto">
+                    <a:xfrm>
+                      <a:off x="0" y="0"/>
+                      <a:ext cx="5646420" cy="1470660"/>
+                    </a:xfrm>
+                    <a:prstGeom prst="rect">
+                      <a:avLst/>
+                    </a:prstGeom>
+                    <a:noFill/>
+                    <a:ln>
+                      <a:noFill/>
+                    </a:ln>
+                  </pic:spPr>
+                </pic:pic>
+              </a:graphicData>
+            </a:graphic>
+          </wp:inline>
+        </w:drawing>
+      </w:r>
+    </w:p>
+    <w:p>
+      <w:pPr>
+        <w:pStyle w:val="PargrafodaLista"/>
+        <w:numPr>
+          <w:ilvl w:val="0"/>
+          <w:numId w:val="3"/>
+        </w:numPr>
+        <w:rPr>
+          <w:rFonts w:ascii="Arial" w:hAnsi="Arial" w:cs="Arial"/>
+          <w:b/>
+          <w:bCs/>
+        </w:rPr>
+      </w:pPr>
+      <w:r>
+        <w:rPr>
+          <w:rFonts w:ascii="Arial" w:hAnsi="Arial" w:cs="Arial"/>
+          <w:b/>
+          <w:bCs/>
+        </w:rPr>
+        <w:t xml:space="preserve">Uso do </w:t>
+      </w:r>
+      <w:proofErr w:type="spellStart"/>
+      <w:r>
+        <w:rPr>
+          <w:rFonts w:ascii="Arial" w:hAnsi="Arial" w:cs="Arial"/>
+          <w:b/>
+          <w:bCs/>
+        </w:rPr>
+        <w:t>Bcrypt</w:t>
+      </w:r>
+      <w:proofErr w:type="spellEnd"/>
+      <w:r>
+        <w:rPr>
+          <w:rFonts w:ascii="Arial" w:hAnsi="Arial" w:cs="Arial"/>
+          <w:b/>
+          <w:bCs/>
+        </w:rPr>
+        <w:t xml:space="preserve"> na pasta </w:t>
+      </w:r>
+      <w:proofErr w:type="spellStart"/>
+      <w:r>
+        <w:rPr>
+          <w:rFonts w:ascii="Arial" w:hAnsi="Arial" w:cs="Arial"/>
+          <w:b/>
+          <w:bCs/>
+        </w:rPr>
+        <w:t>controller</w:t>
+      </w:r>
+      <w:proofErr w:type="spellEnd"/>
+      <w:r>
+        <w:rPr>
+          <w:rFonts w:ascii="Arial" w:hAnsi="Arial" w:cs="Arial"/>
+          <w:b/>
+          <w:bCs/>
+        </w:rPr>
+        <w:t xml:space="preserve"> arquivo de </w:t>
+      </w:r>
+      <w:proofErr w:type="spellStart"/>
+      <w:r>
+        <w:rPr>
+          <w:rFonts w:ascii="Arial" w:hAnsi="Arial" w:cs="Arial"/>
+          <w:b/>
+          <w:bCs/>
+        </w:rPr>
+        <w:t>LoginPage</w:t>
+      </w:r>
+      <w:proofErr w:type="spellEnd"/>
+      <w:r>
+        <w:rPr>
+          <w:rFonts w:ascii="Arial" w:hAnsi="Arial" w:cs="Arial"/>
+          <w:b/>
+          <w:bCs/>
+        </w:rPr>
+        <w:t xml:space="preserve">: </w:t>
+      </w:r>
+    </w:p>
+    <w:p>
+      <w:pPr>
+        <w:pStyle w:val="NormalWeb"/>
+        <w:ind w:left="360"/>
+      </w:pPr>
+      <w:r>
+        <w:rPr>
+          <w:noProof/>
+        </w:rPr>
+        <w:drawing>
+          <wp:inline distT="0" distB="0" distL="0" distR="0" wp14:anchorId="581C8110" wp14:editId="501AEA50">
+            <wp:extent cx="5760085" cy="3653790"/>
+            <wp:effectExtent l="0" t="0" r="0" b="3810"/>
+            <wp:docPr id="52493070" name="Imagem 2"/>
+            <wp:cNvGraphicFramePr>
+              <a:graphicFrameLocks xmlns:a="http://schemas.openxmlformats.org/drawingml/2006/main" noChangeAspect="1"/>
+            </wp:cNvGraphicFramePr>
+            <a:graphic xmlns:a="http://schemas.openxmlformats.org/drawingml/2006/main">
+              <a:graphicData uri="http://schemas.openxmlformats.org/drawingml/2006/picture">
+                <pic:pic xmlns:pic="http://schemas.openxmlformats.org/drawingml/2006/picture">
+                  <pic:nvPicPr>
+                    <pic:cNvPr id="0" name="Picture 3"/>
+                    <pic:cNvPicPr>
+                      <a:picLocks noChangeAspect="1" noChangeArrowheads="1"/>
+                    </pic:cNvPicPr>
+                  </pic:nvPicPr>
+                  <pic:blipFill>
+                    <a:blip r:embed="rId9">
+                      <a:extLst>
+                        <a:ext uri="{28A0092B-C50C-407E-A947-70E740481C1C}">
+                          <a14:useLocalDpi xmlns:a14="http://schemas.microsoft.com/office/drawing/2010/main" val="0"/>
+                        </a:ext>
+                      </a:extLst>
+                    </a:blip>
+                    <a:srcRect/>
+                    <a:stretch>
+                      <a:fillRect/>
+                    </a:stretch>
+                  </pic:blipFill>
+                  <pic:spPr bwMode="auto">
+                    <a:xfrm>
+                      <a:off x="0" y="0"/>
+                      <a:ext cx="5760085" cy="3653790"/>
+                    </a:xfrm>
+                    <a:prstGeom prst="rect">
+                      <a:avLst/>
+                    </a:prstGeom>
+                    <a:noFill/>
+                    <a:ln>
+                      <a:noFill/>
+                    </a:ln>
+                  </pic:spPr>
+                </pic:pic>
+              </a:graphicData>
+            </a:graphic>
+          </wp:inline>
+        </w:drawing>
+      </w:r>
+    </w:p>
+    <w:p>
+      <w:pPr>
+        <w:rPr>
+          <w:rFonts w:ascii="Arial" w:hAnsi="Arial" w:cs="Arial"/>
+          <w:b/>
+          <w:bCs/>
+        </w:rPr>
+      </w:pPr>
+      <w:r>
+        <w:rPr>
+          <w:rFonts w:ascii="Arial" w:hAnsi="Arial" w:cs="Arial"/>
+          <w:b/>
+          <w:bCs/>
+        </w:rPr>
+        <w:br w:type="page"/>
+      </w:r>
+    </w:p>
+    <w:p>
+      <w:pPr>
+        <w:pStyle w:val="PargrafodaLista"/>
+        <w:numPr>
+          <w:ilvl w:val="0"/>
+          <w:numId w:val="3"/>
+        </w:numPr>
+        <w:rPr>
+          <w:rFonts w:ascii="Arial" w:hAnsi="Arial" w:cs="Arial"/>
+          <w:b/>
+          <w:bCs/>
+        </w:rPr>
+      </w:pPr>
+      <w:r>
+        <w:rPr>
+          <w:rFonts w:ascii="Arial" w:hAnsi="Arial" w:cs="Arial"/>
+          <w:b/>
+          <w:bCs/>
+        </w:rPr>
+        <w:lastRenderedPageBreak/>
+        <w:t xml:space="preserve">Uso do </w:t>
+      </w:r>
+      <w:proofErr w:type="spellStart"/>
+      <w:r>
+        <w:rPr>
+          <w:rFonts w:ascii="Arial" w:hAnsi="Arial" w:cs="Arial"/>
+          <w:b/>
+          <w:bCs/>
+        </w:rPr>
+        <w:t>Bcrypt</w:t>
+      </w:r>
+      <w:proofErr w:type="spellEnd"/>
+      <w:r>
+        <w:rPr>
+          <w:rFonts w:ascii="Arial" w:hAnsi="Arial" w:cs="Arial"/>
+          <w:b/>
+          <w:bCs/>
+        </w:rPr>
+        <w:t xml:space="preserve"> na pasta </w:t>
+      </w:r>
+      <w:proofErr w:type="spellStart"/>
+      <w:r>
+        <w:rPr>
+          <w:rFonts w:ascii="Arial" w:hAnsi="Arial" w:cs="Arial"/>
+          <w:b/>
+          <w:bCs/>
+        </w:rPr>
+        <w:t>controller</w:t>
+      </w:r>
+      <w:proofErr w:type="spellEnd"/>
+      <w:r>
+        <w:rPr>
+          <w:rFonts w:ascii="Arial" w:hAnsi="Arial" w:cs="Arial"/>
+          <w:b/>
+          <w:bCs/>
+        </w:rPr>
+        <w:t xml:space="preserve"> arquivo de </w:t>
+      </w:r>
+      <w:proofErr w:type="spellStart"/>
+      <w:r>
+        <w:rPr>
+          <w:rFonts w:ascii="Arial" w:hAnsi="Arial" w:cs="Arial"/>
+          <w:b/>
+          <w:bCs/>
+        </w:rPr>
+        <w:t>Subscription</w:t>
+      </w:r>
+      <w:proofErr w:type="spellEnd"/>
+      <w:r>
+        <w:rPr>
+          <w:rFonts w:ascii="Arial" w:hAnsi="Arial" w:cs="Arial"/>
+          <w:b/>
+          <w:bCs/>
+        </w:rPr>
+        <w:t xml:space="preserve">: </w:t>
+      </w:r>
+    </w:p>
+    <w:p>
+      <w:pPr>
+        <w:pStyle w:val="NormalWeb"/>
+        <w:ind w:left="360"/>
+      </w:pPr>
+      <w:r>
+        <w:rPr>
+          <w:noProof/>
+        </w:rPr>
+        <w:drawing>
+          <wp:inline distT="0" distB="0" distL="0" distR="0" wp14:anchorId="0636CD90" wp14:editId="0927E050">
+            <wp:extent cx="5760085" cy="885825"/>
+            <wp:effectExtent l="0" t="0" r="0" b="9525"/>
+            <wp:docPr id="1764562112" name="Imagem 6"/>
+            <wp:cNvGraphicFramePr>
+              <a:graphicFrameLocks xmlns:a="http://schemas.openxmlformats.org/drawingml/2006/main" noChangeAspect="1"/>
+            </wp:cNvGraphicFramePr>
+            <a:graphic xmlns:a="http://schemas.openxmlformats.org/drawingml/2006/main">
+              <a:graphicData uri="http://schemas.openxmlformats.org/drawingml/2006/picture">
+                <pic:pic xmlns:pic="http://schemas.openxmlformats.org/drawingml/2006/picture">
+                  <pic:nvPicPr>
+                    <pic:cNvPr id="0" name="Picture 17"/>
+                    <pic:cNvPicPr>
+                      <a:picLocks noChangeAspect="1" noChangeArrowheads="1"/>
+                    </pic:cNvPicPr>
+                  </pic:nvPicPr>
+                  <pic:blipFill>
+                    <a:blip r:embed="rId10">
+                      <a:extLst>
+                        <a:ext uri="{28A0092B-C50C-407E-A947-70E740481C1C}">
+                          <a14:useLocalDpi xmlns:a14="http://schemas.microsoft.com/office/drawing/2010/main" val="0"/>
+                        </a:ext>
+                      </a:extLst>
+                    </a:blip>
+                    <a:srcRect/>
+                    <a:stretch>
+                      <a:fillRect/>
+                    </a:stretch>
+                  </pic:blipFill>
+                  <pic:spPr bwMode="auto">
+                    <a:xfrm>
+                      <a:off x="0" y="0"/>
+                      <a:ext cx="5760085" cy="885825"/>
+                    </a:xfrm>
+                    <a:prstGeom prst="rect">
+                      <a:avLst/>
+                    </a:prstGeom>
+                    <a:noFill/>
+                    <a:ln>
+                      <a:noFill/>
+                    </a:ln>
+                  </pic:spPr>
+                </pic:pic>
+              </a:graphicData>
+            </a:graphic>
+          </wp:inline>
+        </w:drawing>
+      </w:r>
+    </w:p>
+    <w:p>
+      <w:pPr>
+        <w:pStyle w:val="NormalWeb"/>
+        <w:ind w:left="360"/>
+      </w:pPr>
+    </w:p>
+    <w:p>
+      <w:pPr>
+        <w:pStyle w:val="NormalWeb"/>
+        <w:ind w:left="360"/>
+        <w:rPr>
+          <w:rFonts w:ascii="Arial" w:hAnsi="Arial" w:cs="Arial"/>
+        </w:rPr>
+      </w:pPr>
+      <w:r>
+        <w:rPr>
+          <w:rFonts w:ascii="Arial" w:hAnsi="Arial" w:cs="Arial"/>
+          <w:b/>
+          <w:bCs/>
+        </w:rPr>
+        <w:t>Parâmetro</w:t>
+      </w:r>
+      <w:r>
+        <w:rPr>
+          <w:rFonts w:ascii="Arial" w:hAnsi="Arial" w:cs="Arial"/>
+          <w:b/>
+          <w:bCs/>
+        </w:rPr>
+        <w:t xml:space="preserve"> 10 no </w:t>
+      </w:r>
+      <w:proofErr w:type="spellStart"/>
+      <w:r>
+        <w:rPr>
+          <w:rFonts w:ascii="Arial" w:hAnsi="Arial" w:cs="Arial"/>
+          <w:b/>
+          <w:bCs/>
+        </w:rPr>
+        <w:t>Bcrypt</w:t>
+      </w:r>
+      <w:proofErr w:type="spellEnd"/>
+      <w:r>
+        <w:rPr>
+          <w:rFonts w:ascii="Arial" w:hAnsi="Arial" w:cs="Arial"/>
+          <w:b/>
+          <w:bCs/>
+        </w:rPr>
+        <w:t xml:space="preserve"> </w:t>
+      </w:r>
+      <w:r>
+        <w:rPr>
+          <w:rFonts w:ascii="Arial" w:hAnsi="Arial" w:cs="Arial"/>
+        </w:rPr>
+        <w:t xml:space="preserve">- O valor 10 define o nível de custo computacional do algoritmo, determinando a complexidade do </w:t>
+      </w:r>
+      <w:proofErr w:type="spellStart"/>
+      <w:r>
+        <w:rPr>
+          <w:rFonts w:ascii="Arial" w:hAnsi="Arial" w:cs="Arial"/>
+        </w:rPr>
+        <w:t>hash</w:t>
+      </w:r>
+      <w:proofErr w:type="spellEnd"/>
+      <w:r>
+        <w:rPr>
+          <w:rFonts w:ascii="Arial" w:hAnsi="Arial" w:cs="Arial"/>
+        </w:rPr>
+        <w:t>. Esse valor oferece um equilíbrio entre segurança e desempenho, dificultando ataques de força bruta.</w:t>
+      </w:r>
+    </w:p>
+    <w:p>
+      <w:pPr>
+        <w:pStyle w:val="NormalWeb"/>
+        <w:ind w:left="360"/>
+        <w:rPr>
+          <w:rFonts w:ascii="Arial" w:hAnsi="Arial" w:cs="Arial"/>
+        </w:rPr>
+      </w:pPr>
+      <w:r>
+        <w:rPr>
+          <w:rFonts w:ascii="Arial" w:hAnsi="Arial" w:cs="Arial"/>
+          <w:b/>
+          <w:bCs/>
+        </w:rPr>
+        <w:t>Salt</w:t>
+      </w:r>
+      <w:r>
+        <w:rPr>
+          <w:rFonts w:ascii="Arial" w:hAnsi="Arial" w:cs="Arial"/>
+        </w:rPr>
+        <w:t xml:space="preserve"> - O </w:t>
+      </w:r>
+      <w:proofErr w:type="spellStart"/>
+      <w:r>
+        <w:rPr>
+          <w:rFonts w:ascii="Arial" w:hAnsi="Arial" w:cs="Arial"/>
+        </w:rPr>
+        <w:t>BCrypt</w:t>
+      </w:r>
+      <w:proofErr w:type="spellEnd"/>
+      <w:r>
+        <w:rPr>
+          <w:rFonts w:ascii="Arial" w:hAnsi="Arial" w:cs="Arial"/>
+        </w:rPr>
+        <w:t xml:space="preserve"> utiliza automaticamente um </w:t>
+      </w:r>
+      <w:proofErr w:type="spellStart"/>
+      <w:r>
+        <w:rPr>
+          <w:rFonts w:ascii="Arial" w:hAnsi="Arial" w:cs="Arial"/>
+        </w:rPr>
+        <w:t>salt</w:t>
+      </w:r>
+      <w:proofErr w:type="spellEnd"/>
+      <w:r>
+        <w:rPr>
+          <w:rFonts w:ascii="Arial" w:hAnsi="Arial" w:cs="Arial"/>
+        </w:rPr>
+        <w:t xml:space="preserve"> aleatório para cada senha, </w:t>
+      </w:r>
+      <w:r>
+        <w:rPr>
+          <w:rFonts w:ascii="Arial" w:hAnsi="Arial" w:cs="Arial"/>
+        </w:rPr>
+        <w:t xml:space="preserve">sendo representado pelos 6 caracteres iniciais de um </w:t>
+      </w:r>
+      <w:proofErr w:type="spellStart"/>
+      <w:r>
+        <w:rPr>
+          <w:rFonts w:ascii="Arial" w:hAnsi="Arial" w:cs="Arial"/>
+        </w:rPr>
+        <w:t>hash</w:t>
+      </w:r>
+      <w:proofErr w:type="spellEnd"/>
+      <w:r>
+        <w:rPr>
+          <w:rFonts w:ascii="Arial" w:hAnsi="Arial" w:cs="Arial"/>
+        </w:rPr>
+        <w:t xml:space="preserve"> criptografado, </w:t>
+      </w:r>
+      <w:r>
+        <w:rPr>
+          <w:rFonts w:ascii="Arial" w:hAnsi="Arial" w:cs="Arial"/>
+        </w:rPr>
+        <w:t>garantindo</w:t>
+      </w:r>
+      <w:r>
+        <w:rPr>
+          <w:rFonts w:ascii="Arial" w:hAnsi="Arial" w:cs="Arial"/>
+        </w:rPr>
+        <w:t xml:space="preserve"> que </w:t>
+      </w:r>
+      <w:r>
+        <w:rPr>
+          <w:rFonts w:ascii="Arial" w:hAnsi="Arial" w:cs="Arial"/>
+        </w:rPr>
+        <w:t xml:space="preserve">sejam únicos mesmo para senhas iguais, protegendo contra ataques como </w:t>
+      </w:r>
+      <w:proofErr w:type="spellStart"/>
+      <w:r>
+        <w:rPr>
+          <w:rFonts w:ascii="Arial" w:hAnsi="Arial" w:cs="Arial"/>
+        </w:rPr>
+        <w:t>rainbow</w:t>
+      </w:r>
+      <w:proofErr w:type="spellEnd"/>
+      <w:r>
+        <w:rPr>
+          <w:rFonts w:ascii="Arial" w:hAnsi="Arial" w:cs="Arial"/>
+        </w:rPr>
+        <w:t xml:space="preserve"> </w:t>
+      </w:r>
+      <w:proofErr w:type="spellStart"/>
+      <w:r>
+        <w:rPr>
+          <w:rFonts w:ascii="Arial" w:hAnsi="Arial" w:cs="Arial"/>
+        </w:rPr>
+        <w:t>tables</w:t>
+      </w:r>
+      <w:proofErr w:type="spellEnd"/>
+      <w:r>
+        <w:rPr>
+          <w:rFonts w:ascii="Arial" w:hAnsi="Arial" w:cs="Arial"/>
+        </w:rPr>
+        <w:t>.</w:t>
+      </w:r>
+      <w:r>
+        <w:rPr>
+          <w:rFonts w:ascii="Arial" w:hAnsi="Arial" w:cs="Arial"/>
+        </w:rPr>
+        <w:t xml:space="preserve"> </w:t>
+      </w:r>
+    </w:p>
+    <w:p>
+      <w:pPr>
+        <w:pStyle w:val="NormalWeb"/>
+        <w:ind w:left="360"/>
+        <w:rPr>
+          <w:rFonts w:ascii="Arial" w:hAnsi="Arial" w:cs="Arial"/>
+        </w:rPr>
+      </w:pPr>
+      <w:r>
+        <w:rPr>
+          <w:rFonts w:ascii="Arial" w:hAnsi="Arial" w:cs="Arial"/>
+          <w:b/>
+          <w:bCs/>
+        </w:rPr>
+        <w:t>Uso do Salt utilizado no Banco de dados</w:t>
+      </w:r>
+      <w:r>
+        <w:rPr>
+          <w:rFonts w:ascii="Arial" w:hAnsi="Arial" w:cs="Arial"/>
+        </w:rPr>
+        <w:t>:</w:t>
+      </w:r>
+    </w:p>
+    <w:p>
+      <w:pPr>
+        <w:pStyle w:val="NormalWeb"/>
+        <w:ind w:left="360"/>
+        <w:jc w:val="center"/>
+        <w:rPr>
+          <w:rFonts w:ascii="Arial" w:hAnsi="Arial" w:cs="Arial"/>
+        </w:rPr>
+      </w:pPr>
+      <w:r>
+        <w:rPr>
+          <w:rFonts w:ascii="Arial" w:hAnsi="Arial" w:cs="Arial"/>
+        </w:rPr>
+        <w:drawing>
+          <wp:inline distT="0" distB="0" distL="0" distR="0" wp14:anchorId="223CAB77" wp14:editId="4B46468D">
+            <wp:extent cx="3390900" cy="152400"/>
+            <wp:effectExtent l="0" t="0" r="0" b="0"/>
+            <wp:docPr id="851044593" name="Imagem 2"/>
+            <wp:cNvGraphicFramePr>
+              <a:graphicFrameLocks xmlns:a="http://schemas.openxmlformats.org/drawingml/2006/main" noChangeAspect="1"/>
+            </wp:cNvGraphicFramePr>
+            <a:graphic xmlns:a="http://schemas.openxmlformats.org/drawingml/2006/main">
+              <a:graphicData uri="http://schemas.openxmlformats.org/drawingml/2006/picture">
+                <pic:pic xmlns:pic="http://schemas.openxmlformats.org/drawingml/2006/picture">
+                  <pic:nvPicPr>
+                    <pic:cNvPr id="0" name="Picture 6"/>
+                    <pic:cNvPicPr>
+                      <a:picLocks noChangeAspect="1" noChangeArrowheads="1"/>
+                    </pic:cNvPicPr>
+                  </pic:nvPicPr>
+                  <pic:blipFill>
+                    <a:blip r:embed="rId11">
+                      <a:extLst>
+                        <a:ext uri="{28A0092B-C50C-407E-A947-70E740481C1C}">
+                          <a14:useLocalDpi xmlns:a14="http://schemas.microsoft.com/office/drawing/2010/main" val="0"/>
+                        </a:ext>
+                      </a:extLst>
+                    </a:blip>
+                    <a:srcRect/>
+                    <a:stretch>
+                      <a:fillRect/>
+                    </a:stretch>
+                  </pic:blipFill>
+                  <pic:spPr bwMode="auto">
+                    <a:xfrm>
+                      <a:off x="0" y="0"/>
+                      <a:ext cx="3390900" cy="152400"/>
+                    </a:xfrm>
+                    <a:prstGeom prst="rect">
+                      <a:avLst/>
+                    </a:prstGeom>
+                    <a:noFill/>
+                    <a:ln>
+                      <a:noFill/>
+                    </a:ln>
+                  </pic:spPr>
+                </pic:pic>
+              </a:graphicData>
+            </a:graphic>
+          </wp:inline>
+        </w:drawing>
+      </w:r>
+    </w:p>
+    <w:p>
+      <w:pPr>
+        <w:pStyle w:val="NormalWeb"/>
+        <w:ind w:left="360"/>
+        <w:jc w:val="center"/>
+        <w:rPr>
+          <w:rFonts w:ascii="Arial" w:hAnsi="Arial" w:cs="Arial"/>
+        </w:rPr>
+      </w:pPr>
+    </w:p>
+    <w:p>
+      <w:pPr>
+        <w:pStyle w:val="NormalWeb"/>
+        <w:ind w:left="360"/>
+        <w:rPr>
+          <w:rFonts w:ascii="Arial" w:hAnsi="Arial" w:cs="Arial"/>
+        </w:rPr>
+      </w:pPr>
+    </w:p>
+    <w:p>
+      <w:pPr>
+        <w:jc w:val="center"/>
+        <w:rPr>
+          <w:rFonts w:ascii="Arial" w:hAnsi="Arial" w:cs="Arial"/>
+          <w:b/>
+          <w:bCs/>
+        </w:rPr>
+      </w:pPr>
+    </w:p>
+    <w:p>
+      <w:pPr>
+        <w:rPr>
+          <w:rFonts w:ascii="Arial" w:hAnsi="Arial" w:cs="Arial"/>
+        </w:rPr>
+      </w:pPr>
+    </w:p>
+    <w:p>
+      <w:pPr>
+        <w:rPr>
+          <w:rFonts w:ascii="Arial" w:hAnsi="Arial" w:cs="Arial"/>
+        </w:rPr>
+      </w:pPr>
+    </w:p>
+    <w:p>
+      <w:pPr>
+        <w:rPr>
+          <w:rFonts w:ascii="Arial" w:hAnsi="Arial" w:cs="Arial"/>
+        </w:rPr>
+      </w:pPr>
+    </w:p>
+    <w:p>
+      <w:pPr>
+        <w:rPr>
+          <w:rFonts w:ascii="Arial" w:hAnsi="Arial" w:cs="Arial"/>
+        </w:rPr>
+      </w:pPr>
+    </w:p>
+    <w:p>
+      <w:pPr>
+        <w:rPr>
+          <w:rFonts w:ascii="Arial" w:hAnsi="Arial" w:cs="Arial"/>
+        </w:rPr>
+      </w:pPr>
+    </w:p>
+    <w:p>
+      <w:pPr>
+        <w:rPr>
+          <w:rFonts w:ascii="Arial" w:hAnsi="Arial" w:cs="Arial"/>
+        </w:rPr>
+      </w:pPr>
+    </w:p>
+    <w:p>
+      <w:pPr>
+        <w:rPr>
+          <w:rFonts w:ascii="Arial" w:hAnsi="Arial" w:cs="Arial"/>
+        </w:rPr>
+      </w:pPr>
+    </w:p>
+    <w:p>
+      <w:pPr>
+        <w:rPr>
+          <w:rFonts w:ascii="Arial" w:hAnsi="Arial" w:cs="Arial"/>
+        </w:rPr>
+      </w:pPr>
+    </w:p>
+    <w:p>
+      <w:pPr>
+        <w:rPr>
+          <w:rFonts w:ascii="Arial" w:hAnsi="Arial" w:cs="Arial"/>
+        </w:rPr>
+      </w:pPr>
+    </w:p>
+    <w:p>
+      <w:pPr>
+        <w:rPr>
+          <w:rFonts w:ascii="Arial" w:hAnsi="Arial" w:cs="Arial"/>
+        </w:rPr>
+      </w:pPr>
+    </w:p>
+    <w:p>
+      <w:pPr>
+        <w:rPr>
+          <w:rFonts w:ascii="Arial" w:hAnsi="Arial" w:cs="Arial"/>
+        </w:rPr>
+      </w:pPr>
+    </w:p>
+    <w:p>
+      <w:pPr>
+        <w:rPr>
+          <w:rFonts w:ascii="Arial" w:hAnsi="Arial" w:cs="Arial"/>
+        </w:rPr>
+      </w:pPr>
+    </w:p>
+    <w:p>
+      <w:pPr>
+        <w:rPr>
+          <w:rFonts w:ascii="Arial" w:hAnsi="Arial" w:cs="Arial"/>
+        </w:rPr>
+      </w:pPr>
+    </w:p>
+    <w:p>
+      <w:pPr>
+        <w:rPr>
+          <w:rFonts w:ascii="Arial" w:hAnsi="Arial" w:cs="Arial"/>
+        </w:rPr>
+      </w:pPr>
+    </w:p>
+    <w:p>
+      <w:pPr>
+        <w:rPr>
+          <w:rFonts w:ascii="Arial" w:hAnsi="Arial" w:cs="Arial"/>
+        </w:rPr>
+      </w:pPr>
+    </w:p>
+    <w:p>
+      <w:pPr>
+        <w:jc w:val="center"/>
+        <w:rPr>
+          <w:rFonts w:ascii="Arial" w:hAnsi="Arial" w:cs="Arial"/>
+          <w:b/>
+          <w:bCs/>
+        </w:rPr>
+      </w:pPr>
+      <w:r>
+        <w:rPr>
+          <w:rFonts w:ascii="Arial" w:hAnsi="Arial" w:cs="Arial"/>
+          <w:b/>
+          <w:bCs/>
+        </w:rPr>
+        <w:t>CONCLUSÃO</w:t>
+      </w:r>
+    </w:p>
+    <w:p>
+      <w:pPr>
+        <w:jc w:val="center"/>
+        <w:rPr>
+          <w:rFonts w:ascii="Arial" w:hAnsi="Arial" w:cs="Arial"/>
+        </w:rPr>
+      </w:pPr>
+      <w:r>
+        <w:rPr>
+          <w:rFonts w:ascii="Arial" w:hAnsi="Arial" w:cs="Arial"/>
+        </w:rPr>
+        <w:t xml:space="preserve">A estratégia de segurança adotada no sistema demonstra aderência às boas práticas modernas de proteção de dados, especialmente no que se refere ao tratamento de credenciais sensíveis. A utilização do algoritmo </w:t>
+      </w:r>
+      <w:proofErr w:type="spellStart"/>
+      <w:r>
+        <w:rPr>
+          <w:rFonts w:ascii="Arial" w:hAnsi="Arial" w:cs="Arial"/>
+        </w:rPr>
+        <w:t>BCrypt</w:t>
+      </w:r>
+      <w:proofErr w:type="spellEnd"/>
+      <w:r>
+        <w:rPr>
+          <w:rFonts w:ascii="Arial" w:hAnsi="Arial" w:cs="Arial"/>
+        </w:rPr>
+        <w:t xml:space="preserve"> para criptografia de senhas garante um nível elevado de proteção, uma vez que incorpora mecanismos como </w:t>
+      </w:r>
+      <w:proofErr w:type="spellStart"/>
+      <w:r>
+        <w:rPr>
+          <w:rFonts w:ascii="Arial" w:hAnsi="Arial" w:cs="Arial"/>
+        </w:rPr>
+        <w:t>salt</w:t>
+      </w:r>
+      <w:proofErr w:type="spellEnd"/>
+      <w:r>
+        <w:rPr>
+          <w:rFonts w:ascii="Arial" w:hAnsi="Arial" w:cs="Arial"/>
+        </w:rPr>
+        <w:t xml:space="preserve"> automático e fator de custo configurável, dificultando significativamente ataques de força bruta e exploração por tabelas </w:t>
+      </w:r>
+      <w:proofErr w:type="spellStart"/>
+      <w:r>
+        <w:rPr>
+          <w:rFonts w:ascii="Arial" w:hAnsi="Arial" w:cs="Arial"/>
+        </w:rPr>
+        <w:t>pré</w:t>
+      </w:r>
+      <w:proofErr w:type="spellEnd"/>
+      <w:r>
+        <w:rPr>
+          <w:rFonts w:ascii="Arial" w:hAnsi="Arial" w:cs="Arial"/>
+        </w:rPr>
+        <w:t>-computadas.</w:t>
+      </w:r>
+    </w:p>
+    <w:p>
+      <w:pPr>
+        <w:jc w:val="center"/>
+        <w:rPr>
+          <w:rFonts w:ascii="Arial" w:hAnsi="Arial" w:cs="Arial"/>
+        </w:rPr>
+      </w:pPr>
+      <w:r>
+        <w:rPr>
+          <w:rFonts w:ascii="Arial" w:hAnsi="Arial" w:cs="Arial"/>
+        </w:rPr>
+        <w:t>A escolha do fator de custo 10 representa um equilíbrio adequado entre desempenho e segurança, sendo suficiente para mitigar riscos sem comprometer a experiência do usuário. Além disso, a implementação de autenticação em duas etapas (2FA) reforça a segurança do processo de login, reduzindo a probabilidade de acessos não autorizados mesmo em casos de comprometimento de senha.</w:t>
+      </w:r>
+    </w:p>
+    <w:p>
+      <w:pPr>
+        <w:jc w:val="center"/>
+        <w:rPr>
+          <w:rFonts w:ascii="Arial" w:hAnsi="Arial" w:cs="Arial"/>
+        </w:rPr>
+      </w:pPr>
+      <w:r>
+        <w:rPr>
+          <w:rFonts w:ascii="Arial" w:hAnsi="Arial" w:cs="Arial"/>
+        </w:rPr>
+        <w:t>Sob a perspectiva da legislação, a abordagem adotada está alinhada aos princípios da Lei Geral de Proteção de Dados Pessoais, especialmente no que tange à segurança, prevenção e proteção de dados pessoais. Dessa forma, o sistema apresenta uma arquitetura de segurança robusta, adequada ao contexto atual de ameaças e em conformidade com requisitos técnicos e legais.</w:t>
+      </w:r>
+    </w:p>
+    <w:p>
+      <w:pPr>
+        <w:jc w:val="center"/>
+        <w:rPr>
+          <w:rFonts w:ascii="Arial" w:hAnsi="Arial" w:cs="Arial"/>
+          <w:b/>
+          <w:bCs/>
+        </w:rPr>
+      </w:pPr>
+    </w:p>
+    <w:p>
+      <w:pPr>
+        <w:jc w:val="center"/>
+        <w:rPr>
+          <w:rFonts w:ascii="Arial" w:hAnsi="Arial" w:cs="Arial"/>
+          <w:b/>
+          <w:bCs/>
+        </w:rPr>
+      </w:pPr>
+    </w:p>
+    <w:p>
+      <w:pPr>
+        <w:jc w:val="center"/>
+        <w:rPr>
+          <w:rFonts w:ascii="Arial" w:hAnsi="Arial" w:cs="Arial"/>
+          <w:b/>
+          <w:bCs/>
+        </w:rPr>
+      </w:pPr>
+    </w:p>
+    <w:p>
+      <w:pPr>
+        <w:jc w:val="center"/>
+        <w:rPr>
+          <w:rFonts w:ascii="Arial" w:hAnsi="Arial" w:cs="Arial"/>
+          <w:b/>
+          <w:bCs/>
+        </w:rPr>
+      </w:pPr>
+    </w:p>
+    <w:p>
+      <w:pPr>
+        <w:jc w:val="center"/>
+        <w:rPr>
+          <w:rFonts w:ascii="Arial" w:hAnsi="Arial" w:cs="Arial"/>
+          <w:b/>
+          <w:bCs/>
+        </w:rPr>
+      </w:pPr>
+    </w:p>
+    <w:p>
+      <w:pPr>
+        <w:jc w:val="center"/>
+        <w:rPr>
+          <w:rFonts w:ascii="Arial" w:hAnsi="Arial" w:cs="Arial"/>
+          <w:b/>
+          <w:bCs/>
+        </w:rPr>
+      </w:pPr>
+    </w:p>
+    <w:p>
+      <w:pPr>
+        <w:jc w:val="center"/>
+        <w:rPr>
+          <w:rFonts w:ascii="Arial" w:hAnsi="Arial" w:cs="Arial"/>
+          <w:b/>
+          <w:bCs/>
+        </w:rPr>
+      </w:pPr>
+    </w:p>
+    <w:p>
+      <w:pPr>
+        <w:jc w:val="center"/>
+        <w:rPr>
+          <w:rFonts w:ascii="Arial" w:hAnsi="Arial" w:cs="Arial"/>
+          <w:b/>
+          <w:bCs/>
+        </w:rPr>
+      </w:pPr>
+    </w:p>
+    <w:p>
+      <w:pPr>
+        <w:jc w:val="center"/>
+        <w:rPr>
+          <w:rFonts w:ascii="Arial" w:hAnsi="Arial" w:cs="Arial"/>
+          <w:b/>
+          <w:bCs/>
+        </w:rPr>
+      </w:pPr>
+    </w:p>
+    <w:p>
+      <w:pPr>
+        <w:jc w:val="center"/>
+        <w:rPr>
+          <w:rFonts w:ascii="Arial" w:hAnsi="Arial" w:cs="Arial"/>
+          <w:b/>
+          <w:bCs/>
+        </w:rPr>
+      </w:pPr>
+    </w:p>
+    <w:p>
+      <w:pPr>
+        <w:jc w:val="center"/>
+        <w:rPr>
+          <w:rFonts w:ascii="Arial" w:hAnsi="Arial" w:cs="Arial"/>
+          <w:b/>
+          <w:bCs/>
+        </w:rPr>
+      </w:pPr>
+    </w:p>
+    <w:p>
+      <w:pPr>
+        <w:jc w:val="center"/>
+        <w:rPr>
+          <w:rFonts w:ascii="Arial" w:hAnsi="Arial" w:cs="Arial"/>
+          <w:b/>
+          <w:bCs/>
+        </w:rPr>
+      </w:pPr>
+    </w:p>
+    <w:p>
+      <w:pPr>
+        <w:jc w:val="center"/>
+        <w:rPr>
+          <w:rFonts w:ascii="Arial" w:hAnsi="Arial" w:cs="Arial"/>
+          <w:b/>
+          <w:bCs/>
+        </w:rPr>
+      </w:pPr>
+    </w:p>
+    <w:p>
+      <w:pPr>
+        <w:jc w:val="center"/>
+        <w:rPr>
+          <w:rFonts w:ascii="Arial" w:hAnsi="Arial" w:cs="Arial"/>
+          <w:b/>
+          <w:bCs/>
+        </w:rPr>
+      </w:pPr>
+    </w:p>
+    <w:p>
+      <w:pPr>
+        <w:jc w:val="center"/>
+        <w:rPr>
+          <w:rFonts w:ascii="Arial" w:hAnsi="Arial" w:cs="Arial"/>
+          <w:b/>
+          <w:bCs/>
+        </w:rPr>
+      </w:pPr>
+    </w:p>
+    <w:p>
+      <w:pPr>
+        <w:jc w:val="center"/>
+        <w:rPr>
+          <w:rFonts w:ascii="Arial" w:hAnsi="Arial" w:cs="Arial"/>
+          <w:b/>
+          <w:bCs/>
+        </w:rPr>
+      </w:pPr>
+    </w:p>
+    <w:p>
+      <w:pPr>
+        <w:jc w:val="center"/>
+        <w:rPr>
+          <w:rFonts w:ascii="Arial" w:hAnsi="Arial" w:cs="Arial"/>
+          <w:b/>
+          <w:bCs/>
+        </w:rPr>
+      </w:pPr>
+      <w:r>
+        <w:rPr>
+          <w:rFonts w:ascii="Arial" w:hAnsi="Arial" w:cs="Arial"/>
+          <w:b/>
+          <w:bCs/>
+        </w:rPr>
+        <w:t>REFERÊNCIAS</w:t>
+      </w:r>
+    </w:p>
+    <w:p>
+      <w:pPr>
+        <w:jc w:val="center"/>
+        <w:rPr>
+          <w:rFonts w:ascii="Arial" w:hAnsi="Arial" w:cs="Arial"/>
+          <w:b/>
+          <w:bCs/>
+        </w:rPr>
+      </w:pPr>
+      <w:r>
+        <w:rPr>
+          <w:rFonts w:ascii="Arial" w:hAnsi="Arial" w:cs="Arial"/>
+          <w:b/>
+          <w:bCs/>
+        </w:rPr>
+        <w:t xml:space="preserve">OWASP. </w:t>
+      </w:r>
+      <w:proofErr w:type="spellStart"/>
+      <w:r>
+        <w:rPr>
+          <w:rFonts w:ascii="Arial" w:hAnsi="Arial" w:cs="Arial"/>
+          <w:b/>
+          <w:bCs/>
+        </w:rPr>
+        <w:t>Password</w:t>
+      </w:r>
+      <w:proofErr w:type="spellEnd"/>
+      <w:r>
+        <w:rPr>
+          <w:rFonts w:ascii="Arial" w:hAnsi="Arial" w:cs="Arial"/>
+          <w:b/>
+          <w:bCs/>
+        </w:rPr>
+        <w:t xml:space="preserve"> </w:t>
+      </w:r>
+      <w:proofErr w:type="spellStart"/>
+      <w:r>
+        <w:rPr>
+          <w:rFonts w:ascii="Arial" w:hAnsi="Arial" w:cs="Arial"/>
+          <w:b/>
+          <w:bCs/>
+        </w:rPr>
+        <w:t>Storage</w:t>
+      </w:r>
+      <w:proofErr w:type="spellEnd"/>
+      <w:r>
+        <w:rPr>
+          <w:rFonts w:ascii="Arial" w:hAnsi="Arial" w:cs="Arial"/>
+          <w:b/>
+          <w:bCs/>
+        </w:rPr>
+        <w:t xml:space="preserve"> </w:t>
+      </w:r>
+      <w:proofErr w:type="spellStart"/>
+      <w:r>
+        <w:rPr>
+          <w:rFonts w:ascii="Arial" w:hAnsi="Arial" w:cs="Arial"/>
+          <w:b/>
+          <w:bCs/>
+        </w:rPr>
+        <w:t>Cheat</w:t>
+      </w:r>
+      <w:proofErr w:type="spellEnd"/>
+      <w:r>
+        <w:rPr>
+          <w:rFonts w:ascii="Arial" w:hAnsi="Arial" w:cs="Arial"/>
+          <w:b/>
+          <w:bCs/>
+        </w:rPr>
+        <w:t xml:space="preserve"> </w:t>
+      </w:r>
+      <w:proofErr w:type="spellStart"/>
+      <w:r>
+        <w:rPr>
+          <w:rFonts w:ascii="Arial" w:hAnsi="Arial" w:cs="Arial"/>
+          <w:b/>
+          <w:bCs/>
+        </w:rPr>
+        <w:t>Sheet</w:t>
+      </w:r>
+      <w:proofErr w:type="spellEnd"/>
+      <w:r>
+        <w:rPr>
+          <w:rFonts w:ascii="Arial" w:hAnsi="Arial" w:cs="Arial"/>
+          <w:b/>
+          <w:bCs/>
+        </w:rPr>
+        <w:t>. Disponível em: https://cheatsheetseries.owasp.org</w:t>
+      </w:r>
+    </w:p>
+    <w:p>
+      <w:pPr>
+        <w:jc w:val="center"/>
+        <w:rPr>
+          <w:rFonts w:ascii="Arial" w:hAnsi="Arial" w:cs="Arial"/>
+          <w:b/>
+          <w:bCs/>
+        </w:rPr>
+      </w:pPr>
+      <w:r>
+        <w:rPr>
+          <w:rFonts w:ascii="Arial" w:hAnsi="Arial" w:cs="Arial"/>
+          <w:b/>
+          <w:bCs/>
+        </w:rPr>
+        <w:t xml:space="preserve">NIST. Digital </w:t>
+      </w:r>
+      <w:proofErr w:type="spellStart"/>
+      <w:r>
+        <w:rPr>
+          <w:rFonts w:ascii="Arial" w:hAnsi="Arial" w:cs="Arial"/>
+          <w:b/>
+          <w:bCs/>
+        </w:rPr>
+        <w:t>Identity</w:t>
+      </w:r>
+      <w:proofErr w:type="spellEnd"/>
+      <w:r>
+        <w:rPr>
+          <w:rFonts w:ascii="Arial" w:hAnsi="Arial" w:cs="Arial"/>
+          <w:b/>
+          <w:bCs/>
+        </w:rPr>
+        <w:t xml:space="preserve"> </w:t>
+      </w:r>
+      <w:proofErr w:type="spellStart"/>
+      <w:r>
+        <w:rPr>
+          <w:rFonts w:ascii="Arial" w:hAnsi="Arial" w:cs="Arial"/>
+          <w:b/>
+          <w:bCs/>
+        </w:rPr>
+        <w:t>Guidelines</w:t>
+      </w:r>
+      <w:proofErr w:type="spellEnd"/>
+      <w:r>
+        <w:rPr>
+          <w:rFonts w:ascii="Arial" w:hAnsi="Arial" w:cs="Arial"/>
+          <w:b/>
+          <w:bCs/>
+        </w:rPr>
+        <w:t xml:space="preserve"> (SP 800-63B). Disponível em: https://pages.nist.gov</w:t>
+      </w:r>
+    </w:p>
+    <w:p>
+      <w:pPr>
+        <w:jc w:val="center"/>
+        <w:rPr>
+          <w:rFonts w:ascii="Arial" w:hAnsi="Arial" w:cs="Arial"/>
+          <w:b/>
+          <w:bCs/>
+        </w:rPr>
+      </w:pPr>
+      <w:r>
+        <w:rPr>
+          <w:rFonts w:ascii="Arial" w:hAnsi="Arial" w:cs="Arial"/>
+          <w:b/>
+          <w:bCs/>
+        </w:rPr>
+        <w:t>Lei Geral de Proteção de Dados Pessoais (Lei nº 13.709/2018). Disponível em: http://www.planalto.gov.br</w:t>
+      </w:r>
+    </w:p>
+    <w:p>
+      <w:pPr>
+        <w:jc w:val="center"/>
+        <w:rPr>
+          <w:rFonts w:ascii="Arial" w:hAnsi="Arial" w:cs="Arial"/>
+          <w:b/>
+          <w:bCs/>
+        </w:rPr>
+      </w:pPr>
+      <w:r>
+        <w:rPr>
+          <w:rFonts w:ascii="Arial" w:hAnsi="Arial" w:cs="Arial"/>
+          <w:b/>
+          <w:bCs/>
+        </w:rPr>
+        <w:t xml:space="preserve">Spring Security. </w:t>
+      </w:r>
+      <w:proofErr w:type="spellStart"/>
+      <w:r>
+        <w:rPr>
+          <w:rFonts w:ascii="Arial" w:hAnsi="Arial" w:cs="Arial"/>
+          <w:b/>
+          <w:bCs/>
+        </w:rPr>
+        <w:t>BCryptPasswordEncoder</w:t>
+      </w:r>
+      <w:proofErr w:type="spellEnd"/>
+      <w:r>
+        <w:rPr>
+          <w:rFonts w:ascii="Arial" w:hAnsi="Arial" w:cs="Arial"/>
+          <w:b/>
+          <w:bCs/>
+        </w:rPr>
+        <w:t xml:space="preserve"> </w:t>
+      </w:r>
+      <w:proofErr w:type="spellStart"/>
+      <w:r>
+        <w:rPr>
+          <w:rFonts w:ascii="Arial" w:hAnsi="Arial" w:cs="Arial"/>
+          <w:b/>
+          <w:bCs/>
+        </w:rPr>
+        <w:t>Documentation</w:t>
+      </w:r>
+      <w:proofErr w:type="spellEnd"/>
+      <w:r>
+        <w:rPr>
+          <w:rFonts w:ascii="Arial" w:hAnsi="Arial" w:cs="Arial"/>
+          <w:b/>
+          <w:bCs/>
+        </w:rPr>
+        <w:t>. Disponível em: https://docs.spring.io</w:t>
+      </w:r>
+    </w:p>
+    <w:p>
+      <w:pPr>
+        <w:jc w:val="center"/>
+        <w:rPr>
+          <w:rFonts w:ascii="Arial" w:hAnsi="Arial" w:cs="Arial"/>
+          <w:b/>
+          <w:bCs/>
+        </w:rPr>
+      </w:pPr>
+      <w:r>
+        <w:rPr>
+          <w:rFonts w:ascii="Arial" w:hAnsi="Arial" w:cs="Arial"/>
+          <w:b/>
+          <w:bCs/>
+        </w:rPr>
+        <w:t xml:space="preserve">Auth0. </w:t>
+      </w:r>
+      <w:proofErr w:type="spellStart"/>
+      <w:r>
+        <w:rPr>
+          <w:rFonts w:ascii="Arial" w:hAnsi="Arial" w:cs="Arial"/>
+          <w:b/>
+          <w:bCs/>
+        </w:rPr>
+        <w:t>Hashing</w:t>
+      </w:r>
+      <w:proofErr w:type="spellEnd"/>
+      <w:r>
+        <w:rPr>
+          <w:rFonts w:ascii="Arial" w:hAnsi="Arial" w:cs="Arial"/>
+          <w:b/>
+          <w:bCs/>
+        </w:rPr>
+        <w:t xml:space="preserve"> in </w:t>
+      </w:r>
+      <w:proofErr w:type="spellStart"/>
+      <w:r>
+        <w:rPr>
+          <w:rFonts w:ascii="Arial" w:hAnsi="Arial" w:cs="Arial"/>
+          <w:b/>
+          <w:bCs/>
+        </w:rPr>
+        <w:t>Action</w:t>
+      </w:r>
+      <w:proofErr w:type="spellEnd"/>
+      <w:r>
+        <w:rPr>
+          <w:rFonts w:ascii="Arial" w:hAnsi="Arial" w:cs="Arial"/>
+          <w:b/>
+          <w:bCs/>
+        </w:rPr>
+        <w:t xml:space="preserve">: </w:t>
+      </w:r>
+      <w:proofErr w:type="spellStart"/>
+      <w:r>
+        <w:rPr>
+          <w:rFonts w:ascii="Arial" w:hAnsi="Arial" w:cs="Arial"/>
+          <w:b/>
+          <w:bCs/>
+        </w:rPr>
+        <w:t>Understanding</w:t>
+      </w:r>
+      <w:proofErr w:type="spellEnd"/>
+      <w:r>
+        <w:rPr>
+          <w:rFonts w:ascii="Arial" w:hAnsi="Arial" w:cs="Arial"/>
+          <w:b/>
+          <w:bCs/>
+        </w:rPr>
+        <w:t xml:space="preserve"> </w:t>
+      </w:r>
+      <w:proofErr w:type="spellStart"/>
+      <w:r>
+        <w:rPr>
+          <w:rFonts w:ascii="Arial" w:hAnsi="Arial" w:cs="Arial"/>
+          <w:b/>
+          <w:bCs/>
+        </w:rPr>
+        <w:t>bcrypt</w:t>
+      </w:r>
+      <w:proofErr w:type="spellEnd"/>
+      <w:r>
+        <w:rPr>
+          <w:rFonts w:ascii="Arial" w:hAnsi="Arial" w:cs="Arial"/>
+          <w:b/>
+          <w:bCs/>
+        </w:rPr>
+        <w:t>. Disponível em: https://auth0.com</w:t>
+      </w:r>
     </w:p>
     <w:sectPr>
-      <w:footerReference w:type="default" r:id="rId7"/>
+      <w:footerReference w:type="default" r:id="rId12"/>
       <w:pgSz w:w="11906" w:h="16838" w:code="9"/>
       <w:pgMar w:top="1701" w:right="1134" w:bottom="1134" w:left="1701" w:header="708" w:footer="708" w:gutter="0"/>
       <w:cols w:space="708"/>
@@ -1726,6 +3146,287 @@
     </w:p>
   </w:footnote>
 </w:footnotes>
+</file>
+
+<file path=word/numbering.xml><?xml version="1.0" encoding="utf-8"?>
+<w:numbering xmlns:wpc="http://schemas.microsoft.com/office/word/2010/wordprocessingCanvas" xmlns:cx="http://schemas.microsoft.com/office/drawing/2014/chartex" xmlns:cx1="http://schemas.microsoft.com/office/drawing/2015/9/8/chartex" xmlns:cx2="http://schemas.microsoft.com/office/drawing/2015/10/21/chartex" xmlns:cx3="http://schemas.microsoft.com/office/drawing/2016/5/9/chartex" xmlns:cx4="http://schemas.microsoft.com/office/drawing/2016/5/10/chartex" xmlns:cx5="http://schemas.microsoft.com/office/drawing/2016/5/11/chartex" xmlns:cx6="http://schemas.microsoft.com/office/drawing/2016/5/12/chartex" xmlns:cx7="http://schemas.microsoft.com/office/drawing/2016/5/13/chartex" xmlns:cx8="http://schemas.microsoft.com/office/drawing/2016/5/14/chartex" xmlns:mc="http://schemas.openxmlformats.org/markup-compatibility/2006" xmlns:aink="http://schemas.microsoft.com/office/drawing/2016/ink" xmlns:am3d="http://schemas.microsoft.com/office/drawing/2017/model3d" xmlns:o="urn:schemas-microsoft-com:office:office" xmlns:oel="http://schemas.microsoft.com/office/2019/extlst" xmlns:r="http://schemas.openxmlformats.org/officeDocument/2006/relationships" xmlns:m="http://schemas.openxmlformats.org/officeDocument/2006/math" xmlns:v="urn:schemas-microsoft-com:vml" xmlns:wp14="http://schemas.microsoft.com/office/word/2010/wordprocessingDrawing" xmlns:wp="http://schemas.openxmlformats.org/drawingml/2006/wordprocessingDrawing" xmlns:w10="urn:schemas-microsoft-com:office:word" xmlns:w="http://schemas.openxmlformats.org/wordprocessingml/2006/main" xmlns:w14="http://schemas.microsoft.com/office/word/2010/wordml" xmlns:w15="http://schemas.microsoft.com/office/word/2012/wordml" xmlns:w16cex="http://schemas.microsoft.com/office/word/2018/wordml/cex" xmlns:w16cid="http://schemas.microsoft.com/office/word/2016/wordml/cid" xmlns:w16="http://schemas.microsoft.com/office/word/2018/wordml" xmlns:w16du="http://schemas.microsoft.com/office/word/2023/wordml/word16du" xmlns:w16sdtdh="http://schemas.microsoft.com/office/word/2020/wordml/sdtdatahash" xmlns:w16sdtfl="http://schemas.microsoft.com/office/word/2024/wordml/sdtformatlock" xmlns:w16se="http://schemas.microsoft.com/office/word/2015/wordml/symex" xmlns:wpg="http://schemas.microsoft.com/office/word/2010/wordprocessingGroup" xmlns:wpi="http://schemas.microsoft.com/office/word/2010/wordprocessingInk" xmlns:wne="http://schemas.microsoft.com/office/word/2006/wordml" xmlns:wps="http://schemas.microsoft.com/office/word/2010/wordprocessingShape" mc:Ignorable="w14 w15 w16se w16cid w16 w16cex w16sdtdh w16sdtfl w16du wp14">
+  <w:abstractNum w:abstractNumId="0" w15:restartNumberingAfterBreak="0">
+    <w:nsid w:val="16EC0124"/>
+    <w:multiLevelType w:val="hybridMultilevel"/>
+    <w:tmpl w:val="709C8376"/>
+    <w:lvl w:ilvl="0" w:tplc="86EC8E10">
+      <w:start w:val="1"/>
+      <w:numFmt w:val="decimal"/>
+      <w:lvlText w:val="%1-"/>
+      <w:lvlJc w:val="left"/>
+      <w:pPr>
+        <w:ind w:left="720" w:hanging="360"/>
+      </w:pPr>
+      <w:rPr>
+        <w:rFonts w:hint="default"/>
+      </w:rPr>
+    </w:lvl>
+    <w:lvl w:ilvl="1" w:tplc="04160019" w:tentative="1">
+      <w:start w:val="1"/>
+      <w:numFmt w:val="lowerLetter"/>
+      <w:lvlText w:val="%2."/>
+      <w:lvlJc w:val="left"/>
+      <w:pPr>
+        <w:ind w:left="1440" w:hanging="360"/>
+      </w:pPr>
+    </w:lvl>
+    <w:lvl w:ilvl="2" w:tplc="0416001B" w:tentative="1">
+      <w:start w:val="1"/>
+      <w:numFmt w:val="lowerRoman"/>
+      <w:lvlText w:val="%3."/>
+      <w:lvlJc w:val="right"/>
+      <w:pPr>
+        <w:ind w:left="2160" w:hanging="180"/>
+      </w:pPr>
+    </w:lvl>
+    <w:lvl w:ilvl="3" w:tplc="0416000F" w:tentative="1">
+      <w:start w:val="1"/>
+      <w:numFmt w:val="decimal"/>
+      <w:lvlText w:val="%4."/>
+      <w:lvlJc w:val="left"/>
+      <w:pPr>
+        <w:ind w:left="2880" w:hanging="360"/>
+      </w:pPr>
+    </w:lvl>
+    <w:lvl w:ilvl="4" w:tplc="04160019" w:tentative="1">
+      <w:start w:val="1"/>
+      <w:numFmt w:val="lowerLetter"/>
+      <w:lvlText w:val="%5."/>
+      <w:lvlJc w:val="left"/>
+      <w:pPr>
+        <w:ind w:left="3600" w:hanging="360"/>
+      </w:pPr>
+    </w:lvl>
+    <w:lvl w:ilvl="5" w:tplc="0416001B" w:tentative="1">
+      <w:start w:val="1"/>
+      <w:numFmt w:val="lowerRoman"/>
+      <w:lvlText w:val="%6."/>
+      <w:lvlJc w:val="right"/>
+      <w:pPr>
+        <w:ind w:left="4320" w:hanging="180"/>
+      </w:pPr>
+    </w:lvl>
+    <w:lvl w:ilvl="6" w:tplc="0416000F" w:tentative="1">
+      <w:start w:val="1"/>
+      <w:numFmt w:val="decimal"/>
+      <w:lvlText w:val="%7."/>
+      <w:lvlJc w:val="left"/>
+      <w:pPr>
+        <w:ind w:left="5040" w:hanging="360"/>
+      </w:pPr>
+    </w:lvl>
+    <w:lvl w:ilvl="7" w:tplc="04160019" w:tentative="1">
+      <w:start w:val="1"/>
+      <w:numFmt w:val="lowerLetter"/>
+      <w:lvlText w:val="%8."/>
+      <w:lvlJc w:val="left"/>
+      <w:pPr>
+        <w:ind w:left="5760" w:hanging="360"/>
+      </w:pPr>
+    </w:lvl>
+    <w:lvl w:ilvl="8" w:tplc="0416001B" w:tentative="1">
+      <w:start w:val="1"/>
+      <w:numFmt w:val="lowerRoman"/>
+      <w:lvlText w:val="%9."/>
+      <w:lvlJc w:val="right"/>
+      <w:pPr>
+        <w:ind w:left="6480" w:hanging="180"/>
+      </w:pPr>
+    </w:lvl>
+  </w:abstractNum>
+  <w:abstractNum w:abstractNumId="1" w15:restartNumberingAfterBreak="0">
+    <w:nsid w:val="365B7D5C"/>
+    <w:multiLevelType w:val="hybridMultilevel"/>
+    <w:tmpl w:val="163AF248"/>
+    <w:lvl w:ilvl="0" w:tplc="7FBA63F4">
+      <w:start w:val="1"/>
+      <w:numFmt w:val="decimal"/>
+      <w:lvlText w:val="%1-"/>
+      <w:lvlJc w:val="left"/>
+      <w:pPr>
+        <w:ind w:left="720" w:hanging="360"/>
+      </w:pPr>
+      <w:rPr>
+        <w:rFonts w:hint="default"/>
+      </w:rPr>
+    </w:lvl>
+    <w:lvl w:ilvl="1" w:tplc="04160019" w:tentative="1">
+      <w:start w:val="1"/>
+      <w:numFmt w:val="lowerLetter"/>
+      <w:lvlText w:val="%2."/>
+      <w:lvlJc w:val="left"/>
+      <w:pPr>
+        <w:ind w:left="1440" w:hanging="360"/>
+      </w:pPr>
+    </w:lvl>
+    <w:lvl w:ilvl="2" w:tplc="0416001B" w:tentative="1">
+      <w:start w:val="1"/>
+      <w:numFmt w:val="lowerRoman"/>
+      <w:lvlText w:val="%3."/>
+      <w:lvlJc w:val="right"/>
+      <w:pPr>
+        <w:ind w:left="2160" w:hanging="180"/>
+      </w:pPr>
+    </w:lvl>
+    <w:lvl w:ilvl="3" w:tplc="0416000F" w:tentative="1">
+      <w:start w:val="1"/>
+      <w:numFmt w:val="decimal"/>
+      <w:lvlText w:val="%4."/>
+      <w:lvlJc w:val="left"/>
+      <w:pPr>
+        <w:ind w:left="2880" w:hanging="360"/>
+      </w:pPr>
+    </w:lvl>
+    <w:lvl w:ilvl="4" w:tplc="04160019" w:tentative="1">
+      <w:start w:val="1"/>
+      <w:numFmt w:val="lowerLetter"/>
+      <w:lvlText w:val="%5."/>
+      <w:lvlJc w:val="left"/>
+      <w:pPr>
+        <w:ind w:left="3600" w:hanging="360"/>
+      </w:pPr>
+    </w:lvl>
+    <w:lvl w:ilvl="5" w:tplc="0416001B" w:tentative="1">
+      <w:start w:val="1"/>
+      <w:numFmt w:val="lowerRoman"/>
+      <w:lvlText w:val="%6."/>
+      <w:lvlJc w:val="right"/>
+      <w:pPr>
+        <w:ind w:left="4320" w:hanging="180"/>
+      </w:pPr>
+    </w:lvl>
+    <w:lvl w:ilvl="6" w:tplc="0416000F" w:tentative="1">
+      <w:start w:val="1"/>
+      <w:numFmt w:val="decimal"/>
+      <w:lvlText w:val="%7."/>
+      <w:lvlJc w:val="left"/>
+      <w:pPr>
+        <w:ind w:left="5040" w:hanging="360"/>
+      </w:pPr>
+    </w:lvl>
+    <w:lvl w:ilvl="7" w:tplc="04160019" w:tentative="1">
+      <w:start w:val="1"/>
+      <w:numFmt w:val="lowerLetter"/>
+      <w:lvlText w:val="%8."/>
+      <w:lvlJc w:val="left"/>
+      <w:pPr>
+        <w:ind w:left="5760" w:hanging="360"/>
+      </w:pPr>
+    </w:lvl>
+    <w:lvl w:ilvl="8" w:tplc="0416001B" w:tentative="1">
+      <w:start w:val="1"/>
+      <w:numFmt w:val="lowerRoman"/>
+      <w:lvlText w:val="%9."/>
+      <w:lvlJc w:val="right"/>
+      <w:pPr>
+        <w:ind w:left="6480" w:hanging="180"/>
+      </w:pPr>
+    </w:lvl>
+  </w:abstractNum>
+  <w:abstractNum w:abstractNumId="2" w15:restartNumberingAfterBreak="0">
+    <w:nsid w:val="759B19C0"/>
+    <w:multiLevelType w:val="hybridMultilevel"/>
+    <w:tmpl w:val="71B0FE2A"/>
+    <w:lvl w:ilvl="0" w:tplc="A15CE186">
+      <w:start w:val="1"/>
+      <w:numFmt w:val="decimal"/>
+      <w:lvlText w:val="%1-"/>
+      <w:lvlJc w:val="left"/>
+      <w:pPr>
+        <w:ind w:left="720" w:hanging="360"/>
+      </w:pPr>
+      <w:rPr>
+        <w:rFonts w:hint="default"/>
+      </w:rPr>
+    </w:lvl>
+    <w:lvl w:ilvl="1" w:tplc="04160019" w:tentative="1">
+      <w:start w:val="1"/>
+      <w:numFmt w:val="lowerLetter"/>
+      <w:lvlText w:val="%2."/>
+      <w:lvlJc w:val="left"/>
+      <w:pPr>
+        <w:ind w:left="1440" w:hanging="360"/>
+      </w:pPr>
+    </w:lvl>
+    <w:lvl w:ilvl="2" w:tplc="0416001B" w:tentative="1">
+      <w:start w:val="1"/>
+      <w:numFmt w:val="lowerRoman"/>
+      <w:lvlText w:val="%3."/>
+      <w:lvlJc w:val="right"/>
+      <w:pPr>
+        <w:ind w:left="2160" w:hanging="180"/>
+      </w:pPr>
+    </w:lvl>
+    <w:lvl w:ilvl="3" w:tplc="0416000F" w:tentative="1">
+      <w:start w:val="1"/>
+      <w:numFmt w:val="decimal"/>
+      <w:lvlText w:val="%4."/>
+      <w:lvlJc w:val="left"/>
+      <w:pPr>
+        <w:ind w:left="2880" w:hanging="360"/>
+      </w:pPr>
+    </w:lvl>
+    <w:lvl w:ilvl="4" w:tplc="04160019" w:tentative="1">
+      <w:start w:val="1"/>
+      <w:numFmt w:val="lowerLetter"/>
+      <w:lvlText w:val="%5."/>
+      <w:lvlJc w:val="left"/>
+      <w:pPr>
+        <w:ind w:left="3600" w:hanging="360"/>
+      </w:pPr>
+    </w:lvl>
+    <w:lvl w:ilvl="5" w:tplc="0416001B" w:tentative="1">
+      <w:start w:val="1"/>
+      <w:numFmt w:val="lowerRoman"/>
+      <w:lvlText w:val="%6."/>
+      <w:lvlJc w:val="right"/>
+      <w:pPr>
+        <w:ind w:left="4320" w:hanging="180"/>
+      </w:pPr>
+    </w:lvl>
+    <w:lvl w:ilvl="6" w:tplc="0416000F" w:tentative="1">
+      <w:start w:val="1"/>
+      <w:numFmt w:val="decimal"/>
+      <w:lvlText w:val="%7."/>
+      <w:lvlJc w:val="left"/>
+      <w:pPr>
+        <w:ind w:left="5040" w:hanging="360"/>
+      </w:pPr>
+    </w:lvl>
+    <w:lvl w:ilvl="7" w:tplc="04160019" w:tentative="1">
+      <w:start w:val="1"/>
+      <w:numFmt w:val="lowerLetter"/>
+      <w:lvlText w:val="%8."/>
+      <w:lvlJc w:val="left"/>
+      <w:pPr>
+        <w:ind w:left="5760" w:hanging="360"/>
+      </w:pPr>
+    </w:lvl>
+    <w:lvl w:ilvl="8" w:tplc="0416001B" w:tentative="1">
+      <w:start w:val="1"/>
+      <w:numFmt w:val="lowerRoman"/>
+      <w:lvlText w:val="%9."/>
+      <w:lvlJc w:val="right"/>
+      <w:pPr>
+        <w:ind w:left="6480" w:hanging="180"/>
+      </w:pPr>
+    </w:lvl>
+  </w:abstractNum>
+  <w:num w:numId="1" w16cid:durableId="271519502">
+    <w:abstractNumId w:val="2"/>
+  </w:num>
+  <w:num w:numId="2" w16cid:durableId="745498692">
+    <w:abstractNumId w:val="0"/>
+  </w:num>
+  <w:num w:numId="3" w16cid:durableId="777984886">
+    <w:abstractNumId w:val="1"/>
+  </w:num>
+</w:numbering>
 </file>
 
 <file path=word/styles.xml><?xml version="1.0" encoding="utf-8"?>
@@ -2689,6 +4390,22 @@
     <w:uiPriority w:val="99"/>
     <w:rsid w:val="00D608CE"/>
   </w:style>
+  <w:style w:type="paragraph" w:styleId="NormalWeb">
+    <w:name w:val="Normal (Web)"/>
+    <w:basedOn w:val="Normal"/>
+    <w:uiPriority w:val="99"/>
+    <w:unhideWhenUsed/>
+    <w:rsid w:val="007943F0"/>
+    <w:pPr>
+      <w:spacing w:before="100" w:beforeAutospacing="1" w:after="100" w:afterAutospacing="1" w:line="240" w:lineRule="auto"/>
+    </w:pPr>
+    <w:rPr>
+      <w:rFonts w:ascii="Times New Roman" w:eastAsia="Times New Roman" w:hAnsi="Times New Roman" w:cs="Times New Roman"/>
+      <w:kern w:val="0"/>
+      <w:lang w:eastAsia="pt-BR"/>
+      <w14:ligatures w14:val="none"/>
+    </w:rPr>
+  </w:style>
 </w:styles>
 </file>
 
